--- a/poa_template_2ip_1agent.docx
+++ b/poa_template_2ip_1agent.docx
@@ -424,7 +424,6 @@
             <w:pPr>
               <w:pStyle w:val="SingleSpacing"/>
               <w:rPr>
-                <w:ins w:id="20" w:author="Jessie Li" w:date="2026-02-23T14:29:00Z" w16du:dateUtc="2026-02-23T22:29:00Z"/>
                 <w:sz w:val="24"/>
                 <w:szCs w:val="24"/>
               </w:rPr>
@@ -445,15 +444,13 @@
                 <w:szCs w:val="24"/>
               </w:rPr>
             </w:pPr>
-            <w:ins w:id="21" w:author="Jessie Li" w:date="2026-02-23T14:29:00Z" w16du:dateUtc="2026-02-23T22:29:00Z">
-              <w:r>
-                <w:rPr>
-                  <w:sz w:val="24"/>
-                  <w:szCs w:val="24"/>
-                </w:rPr>
-                <w:t>)</w:t>
-              </w:r>
-            </w:ins>
+            <w:r>
+              <w:rPr>
+                <w:sz w:val="24"/>
+                <w:szCs w:val="24"/>
+              </w:rPr>
+              <w:t>)</w:t>
+            </w:r>
           </w:p>
         </w:tc>
         <w:tc>
@@ -774,12 +771,156 @@
         <w:pStyle w:val="BodyText"/>
         <w:ind w:left="3600"/>
       </w:pPr>
+    </w:p>
+    <w:p>
+      <w:pPr>
+        <w:pStyle w:val="BodyText"/>
+        <w:ind w:left="3600"/>
+        <w:rPr>
+          <w:rFonts w:eastAsia="Times New Roman"/>
+        </w:rPr>
+      </w:pPr>
+      <w:r>
+        <w:rPr>
+          <w:rFonts w:eastAsiaTheme="minorEastAsia"/>
+          <w:lang w:eastAsia="zh-CN"/>
+        </w:rPr>
+        <w:t xml:space="preserve">IP1NAME</w:t>
+      </w:r>
+    </w:p>
+    <w:p>
+      <w:pPr>
+        <w:pStyle w:val="BodyText"/>
+        <w:ind w:firstLine="0"/>
+        <w:rPr>
+          <w:rFonts w:eastAsia="Times New Roman"/>
+          <w:szCs w:val="24"/>
+        </w:rPr>
+      </w:pPr>
+      <w:r>
+        <w:rPr>
+          <w:rFonts w:eastAsia="Times New Roman"/>
+          <w:szCs w:val="24"/>
+        </w:rPr>
+        <w:tab/>
+      </w:r>
+      <w:r>
+        <w:rPr>
+          <w:rFonts w:eastAsia="Times New Roman"/>
+          <w:szCs w:val="24"/>
+        </w:rPr>
+        <w:tab/>
+      </w:r>
+      <w:r>
+        <w:rPr>
+          <w:rFonts w:eastAsia="Times New Roman"/>
+          <w:szCs w:val="24"/>
+        </w:rPr>
+        <w:tab/>
+      </w:r>
+      <w:r>
+        <w:rPr>
+          <w:rFonts w:eastAsia="Times New Roman"/>
+          <w:szCs w:val="24"/>
+        </w:rPr>
+        <w:tab/>
+      </w:r>
+      <w:r>
+        <w:rPr>
+          <w:rFonts w:eastAsia="Times New Roman"/>
+          <w:szCs w:val="24"/>
+        </w:rPr>
+        <w:tab/>
+      </w:r>
+      <w:r>
+        <w:rPr>
+          <w:rFonts w:eastAsia="Times New Roman"/>
+          <w:szCs w:val="24"/>
+        </w:rPr>
+        <w:tab/>
+      </w:r>
+    </w:p>
+    <w:p>
+      <w:pPr>
+        <w:pStyle w:val="BodyText"/>
+        <w:ind w:firstLine="0"/>
+      </w:pPr>
+      <w:r>
+        <w:rPr>
+          <w:rFonts w:eastAsia="Times New Roman"/>
+          <w:szCs w:val="24"/>
+        </w:rPr>
+        <w:tab/>
+      </w:r>
+      <w:r>
+        <w:rPr>
+          <w:rFonts w:eastAsia="Times New Roman"/>
+          <w:szCs w:val="24"/>
+        </w:rPr>
+        <w:tab/>
+      </w:r>
+      <w:r>
+        <w:rPr>
+          <w:rFonts w:eastAsia="Times New Roman"/>
+          <w:szCs w:val="24"/>
+        </w:rPr>
+        <w:tab/>
+      </w:r>
+      <w:r>
+        <w:rPr>
+          <w:rFonts w:eastAsia="Times New Roman"/>
+          <w:szCs w:val="24"/>
+        </w:rPr>
+        <w:tab/>
+      </w:r>
+      <w:r>
+        <w:rPr>
+          <w:rFonts w:eastAsia="Times New Roman"/>
+          <w:szCs w:val="24"/>
+        </w:rPr>
+        <w:tab/>
+      </w:r>
+      <w:r>
+        <w:rPr>
+          <w:rFonts w:eastAsia="Times New Roman"/>
+          <w:szCs w:val="24"/>
+        </w:rPr>
+        <w:tab/>
+      </w:r>
       <w:r>
         <w:rPr>
           <w:szCs w:val="24"/>
           <w:u w:val="single"/>
         </w:rPr>
-        <w:t xml:space="preserve">IP1NAME AND IP2NAME</w:t>
+        <w:tab/>
+      </w:r>
+      <w:r>
+        <w:rPr>
+          <w:szCs w:val="24"/>
+          <w:u w:val="single"/>
+        </w:rPr>
+        <w:tab/>
+      </w:r>
+      <w:r>
+        <w:rPr>
+          <w:szCs w:val="24"/>
+          <w:u w:val="single"/>
+        </w:rPr>
+        <w:tab/>
+      </w:r>
+      <w:r>
+        <w:rPr>
+          <w:szCs w:val="24"/>
+          <w:u w:val="single"/>
+        </w:rPr>
+        <w:tab/>
+      </w:r>
+      <w:r>
+        <w:rPr>
+          <w:szCs w:val="24"/>
+          <w:u w:val="single"/>
+        </w:rPr>
+        <w:tab/>
       </w:r>
     </w:p>
     <w:p>
@@ -787,7 +928,7 @@
         <w:pStyle w:val="BodyText"/>
         <w:ind w:left="3600"/>
         <w:rPr>
-          <w:rFonts w:eastAsia="Times New Roman"/>
+          <w:lang w:eastAsia="zh-CN"/>
         </w:rPr>
       </w:pPr>
       <w:r>
@@ -795,157 +936,6 @@
           <w:rFonts w:eastAsiaTheme="minorEastAsia"/>
           <w:lang w:eastAsia="zh-CN"/>
         </w:rPr>
-        <w:t xml:space="preserve">IP1NAME</w:t>
-      </w:r>
-    </w:p>
-    <w:p>
-      <w:pPr>
-        <w:pStyle w:val="BodyText"/>
-        <w:ind w:firstLine="0"/>
-        <w:rPr>
-          <w:rFonts w:eastAsia="Times New Roman"/>
-          <w:szCs w:val="24"/>
-        </w:rPr>
-      </w:pPr>
-      <w:r>
-        <w:rPr>
-          <w:rFonts w:eastAsia="Times New Roman"/>
-          <w:szCs w:val="24"/>
-        </w:rPr>
-        <w:tab/>
-      </w:r>
-      <w:r>
-        <w:rPr>
-          <w:rFonts w:eastAsia="Times New Roman"/>
-          <w:szCs w:val="24"/>
-        </w:rPr>
-        <w:tab/>
-      </w:r>
-      <w:r>
-        <w:rPr>
-          <w:rFonts w:eastAsia="Times New Roman"/>
-          <w:szCs w:val="24"/>
-        </w:rPr>
-        <w:tab/>
-      </w:r>
-      <w:r>
-        <w:rPr>
-          <w:rFonts w:eastAsia="Times New Roman"/>
-          <w:szCs w:val="24"/>
-        </w:rPr>
-        <w:tab/>
-      </w:r>
-      <w:r>
-        <w:rPr>
-          <w:rFonts w:eastAsia="Times New Roman"/>
-          <w:szCs w:val="24"/>
-        </w:rPr>
-        <w:tab/>
-      </w:r>
-      <w:r>
-        <w:rPr>
-          <w:rFonts w:eastAsia="Times New Roman"/>
-          <w:szCs w:val="24"/>
-        </w:rPr>
-        <w:tab/>
-      </w:r>
-    </w:p>
-    <w:p>
-      <w:pPr>
-        <w:pStyle w:val="BodyText"/>
-        <w:ind w:firstLine="0"/>
-      </w:pPr>
-      <w:r>
-        <w:rPr>
-          <w:rFonts w:eastAsia="Times New Roman"/>
-          <w:szCs w:val="24"/>
-        </w:rPr>
-        <w:tab/>
-      </w:r>
-      <w:r>
-        <w:rPr>
-          <w:rFonts w:eastAsia="Times New Roman"/>
-          <w:szCs w:val="24"/>
-        </w:rPr>
-        <w:tab/>
-      </w:r>
-      <w:r>
-        <w:rPr>
-          <w:rFonts w:eastAsia="Times New Roman"/>
-          <w:szCs w:val="24"/>
-        </w:rPr>
-        <w:tab/>
-      </w:r>
-      <w:r>
-        <w:rPr>
-          <w:rFonts w:eastAsia="Times New Roman"/>
-          <w:szCs w:val="24"/>
-        </w:rPr>
-        <w:tab/>
-      </w:r>
-      <w:r>
-        <w:rPr>
-          <w:rFonts w:eastAsia="Times New Roman"/>
-          <w:szCs w:val="24"/>
-        </w:rPr>
-        <w:tab/>
-      </w:r>
-      <w:r>
-        <w:rPr>
-          <w:rFonts w:eastAsia="Times New Roman"/>
-          <w:szCs w:val="24"/>
-        </w:rPr>
-        <w:tab/>
-      </w:r>
-      <w:r>
-        <w:rPr>
-          <w:szCs w:val="24"/>
-          <w:u w:val="single"/>
-        </w:rPr>
-        <w:tab/>
-      </w:r>
-      <w:r>
-        <w:rPr>
-          <w:szCs w:val="24"/>
-          <w:u w:val="single"/>
-        </w:rPr>
-        <w:tab/>
-      </w:r>
-      <w:r>
-        <w:rPr>
-          <w:szCs w:val="24"/>
-          <w:u w:val="single"/>
-        </w:rPr>
-        <w:tab/>
-      </w:r>
-      <w:r>
-        <w:rPr>
-          <w:szCs w:val="24"/>
-          <w:u w:val="single"/>
-        </w:rPr>
-        <w:tab/>
-      </w:r>
-      <w:r>
-        <w:rPr>
-          <w:szCs w:val="24"/>
-          <w:u w:val="single"/>
-        </w:rPr>
-        <w:tab/>
-      </w:r>
-    </w:p>
-    <w:p>
-      <w:pPr>
-        <w:pStyle w:val="BodyText"/>
-        <w:ind w:left="3600"/>
-        <w:rPr>
-          <w:lang w:eastAsia="zh-CN"/>
-        </w:rPr>
-      </w:pPr>
-      <w:r>
-        <w:rPr>
-          <w:rFonts w:eastAsiaTheme="minorEastAsia"/>
-          <w:lang w:eastAsia="zh-CN"/>
-        </w:rPr>
         <w:t xml:space="preserve">IP2NAME</w:t>
       </w:r>
     </w:p>
@@ -959,6 +949,9 @@
           <w:lang w:eastAsia="zh-CN"/>
         </w:rPr>
       </w:pPr>
+      <w:r>
+        <w:br w:type="page"/>
+      </w:r>
     </w:p>
     <w:p>
       <w:pPr>
@@ -1557,895 +1550,630 @@
     <w:p>
       <w:pPr>
         <w:pStyle w:val="BodyText"/>
-        <w:rPr>
-          <w:del w:id="240" w:author="Jessie Li" w:date="2026-02-23T12:26:00Z" w16du:dateUtc="2026-02-23T20:26:00Z"/>
-        </w:rPr>
-      </w:pPr>
-      <w:ins w:id="241" w:author="Eugene Ho" w:date="2026-03-10T15:59:00Z" w16du:dateUtc="2026-03-10T22:59:00Z">
-        <w:r>
-          <w:rPr>
-            <w:noProof/>
-          </w:rPr>
-          <w:lastRenderedPageBreak/>
-          <w:drawing>
-            <wp:anchor distT="0" distB="0" distL="114300" distR="114300" simplePos="0" relativeHeight="251660296" behindDoc="0" locked="0" layoutInCell="1" allowOverlap="1" wp14:anchorId="6F466496" wp14:editId="00C6F6E5">
-              <wp:simplePos x="0" y="0"/>
-              <wp:positionH relativeFrom="column">
-                <wp:posOffset>476250</wp:posOffset>
-              </wp:positionH>
-              <wp:positionV relativeFrom="paragraph">
-                <wp:posOffset>0</wp:posOffset>
-              </wp:positionV>
-              <wp:extent cx="5342255" cy="3333750"/>
-              <wp:effectExtent l="0" t="0" r="0" b="0"/>
-              <wp:wrapThrough wrapText="bothSides">
-                <wp:wrapPolygon edited="0">
-                  <wp:start x="0" y="0"/>
-                  <wp:lineTo x="0" y="21477"/>
-                  <wp:lineTo x="21490" y="21477"/>
-                  <wp:lineTo x="21490" y="0"/>
-                  <wp:lineTo x="0" y="0"/>
-                </wp:wrapPolygon>
-              </wp:wrapThrough>
-              <wp:docPr id="1770408617" name="Picture 8"/>
-              <wp:cNvGraphicFramePr>
-                <a:graphicFrameLocks xmlns:a="http://schemas.openxmlformats.org/drawingml/2006/main" noChangeAspect="1"/>
-              </wp:cNvGraphicFramePr>
-              <a:graphic xmlns:a="http://schemas.openxmlformats.org/drawingml/2006/main">
-                <a:graphicData uri="http://schemas.openxmlformats.org/drawingml/2006/picture">
-                  <pic:pic xmlns:pic="http://schemas.openxmlformats.org/drawingml/2006/picture">
-                    <pic:nvPicPr>
-                      <pic:cNvPr id="0" name="Picture 3"/>
-                      <pic:cNvPicPr>
-                        <a:picLocks noChangeAspect="1" noChangeArrowheads="1"/>
-                      </pic:cNvPicPr>
-                    </pic:nvPicPr>
-                    <pic:blipFill>
-                      <a:blip r:embed="rId8">
-                        <a:extLst>
-                          <a:ext uri="{28A0092B-C50C-407E-A947-70E740481C1C}">
-                            <a14:useLocalDpi xmlns:a14="http://schemas.microsoft.com/office/drawing/2010/main" val="0"/>
-                          </a:ext>
-                        </a:extLst>
-                      </a:blip>
-                      <a:srcRect/>
-                      <a:stretch>
-                        <a:fillRect/>
-                      </a:stretch>
-                    </pic:blipFill>
-                    <pic:spPr bwMode="auto">
-                      <a:xfrm>
-                        <a:off x="0" y="0"/>
-                        <a:ext cx="5342255" cy="3333750"/>
-                      </a:xfrm>
-                      <a:prstGeom prst="rect">
-                        <a:avLst/>
-                      </a:prstGeom>
+        <w:rPr/>
+      </w:pPr>
+      <w:r>
+        <w:rPr>
+          <w:noProof/>
+        </w:rPr>
+        <w:lastRenderedPageBreak/>
+        <w:drawing>
+          <wp:anchor distT="0" distB="0" distL="114300" distR="114300" simplePos="0" relativeHeight="251660296" behindDoc="0" locked="0" layoutInCell="1" allowOverlap="1" wp14:anchorId="6F466496" wp14:editId="00C6F6E5">
+            <wp:simplePos x="0" y="0"/>
+            <wp:positionH relativeFrom="column">
+              <wp:posOffset>476250</wp:posOffset>
+            </wp:positionH>
+            <wp:positionV relativeFrom="paragraph">
+              <wp:posOffset>0</wp:posOffset>
+            </wp:positionV>
+            <wp:extent cx="5342255" cy="3333750"/>
+            <wp:effectExtent l="0" t="0" r="0" b="0"/>
+            <wp:wrapThrough wrapText="bothSides">
+              <wp:wrapPolygon edited="0">
+                <wp:start x="0" y="0"/>
+                <wp:lineTo x="0" y="21477"/>
+                <wp:lineTo x="21490" y="21477"/>
+                <wp:lineTo x="21490" y="0"/>
+                <wp:lineTo x="0" y="0"/>
+              </wp:wrapPolygon>
+            </wp:wrapThrough>
+            <wp:docPr id="1770408617" name="Picture 8"/>
+            <wp:cNvGraphicFramePr>
+              <a:graphicFrameLocks xmlns:a="http://schemas.openxmlformats.org/drawingml/2006/main" noChangeAspect="1"/>
+            </wp:cNvGraphicFramePr>
+            <a:graphic xmlns:a="http://schemas.openxmlformats.org/drawingml/2006/main">
+              <a:graphicData uri="http://schemas.openxmlformats.org/drawingml/2006/picture">
+                <pic:pic xmlns:pic="http://schemas.openxmlformats.org/drawingml/2006/picture">
+                  <pic:nvPicPr>
+                    <pic:cNvPr id="0" name="Picture 3"/>
+                    <pic:cNvPicPr>
+                      <a:picLocks noChangeAspect="1" noChangeArrowheads="1"/>
+                    </pic:cNvPicPr>
+                  </pic:nvPicPr>
+                  <pic:blipFill>
+                    <a:blip r:embed="rId8">
+                      <a:extLst>
+                        <a:ext uri="{28A0092B-C50C-407E-A947-70E740481C1C}">
+                          <a14:useLocalDpi xmlns:a14="http://schemas.microsoft.com/office/drawing/2010/main" val="0"/>
+                        </a:ext>
+                      </a:extLst>
+                    </a:blip>
+                    <a:srcRect/>
+                    <a:stretch>
+                      <a:fillRect/>
+                    </a:stretch>
+                  </pic:blipFill>
+                  <pic:spPr bwMode="auto">
+                    <a:xfrm>
+                      <a:off x="0" y="0"/>
+                      <a:ext cx="5342255" cy="3333750"/>
+                    </a:xfrm>
+                    <a:prstGeom prst="rect">
+                      <a:avLst/>
+                    </a:prstGeom>
+                    <a:noFill/>
+                    <a:ln>
                       <a:noFill/>
-                      <a:ln>
-                        <a:noFill/>
-                      </a:ln>
-                    </pic:spPr>
-                  </pic:pic>
-                </a:graphicData>
-              </a:graphic>
-              <wp14:sizeRelH relativeFrom="margin">
-                <wp14:pctWidth>0</wp14:pctWidth>
-              </wp14:sizeRelH>
-              <wp14:sizeRelV relativeFrom="margin">
-                <wp14:pctHeight>0</wp14:pctHeight>
-              </wp14:sizeRelV>
-            </wp:anchor>
-          </w:drawing>
-        </w:r>
-      </w:ins>
-      <w:ins w:id="242" w:author="Jessie Li" w:date="2026-02-23T12:29:00Z" w16du:dateUtc="2026-02-23T20:29:00Z">
-        <w:del w:id="243" w:author="Eugene Ho" w:date="2026-03-10T15:58:00Z" w16du:dateUtc="2026-03-10T22:58:00Z">
-          <w:r>
-            <w:rPr>
-              <w:noProof/>
-            </w:rPr>
-            <w:drawing>
-              <wp:anchor distT="0" distB="0" distL="114300" distR="114300" simplePos="0" relativeHeight="251658247" behindDoc="0" locked="0" layoutInCell="1" allowOverlap="1" wp14:anchorId="1FFA76F7" wp14:editId="647948D1">
-                <wp:simplePos x="0" y="0"/>
-                <wp:positionH relativeFrom="page">
-                  <wp:posOffset>942975</wp:posOffset>
-                </wp:positionH>
-                <wp:positionV relativeFrom="paragraph">
-                  <wp:posOffset>0</wp:posOffset>
-                </wp:positionV>
-                <wp:extent cx="4165600" cy="2581275"/>
-                <wp:effectExtent l="0" t="0" r="6350" b="9525"/>
-                <wp:wrapSquare wrapText="bothSides"/>
-                <wp:docPr id="1075079075" name="Picture 1"/>
-                <wp:cNvGraphicFramePr>
-                  <a:graphicFrameLocks xmlns:a="http://schemas.openxmlformats.org/drawingml/2006/main" noChangeAspect="1"/>
-                </wp:cNvGraphicFramePr>
-                <a:graphic xmlns:a="http://schemas.openxmlformats.org/drawingml/2006/main">
-                  <a:graphicData uri="http://schemas.openxmlformats.org/drawingml/2006/picture">
-                    <pic:pic xmlns:pic="http://schemas.openxmlformats.org/drawingml/2006/picture">
-                      <pic:nvPicPr>
-                        <pic:cNvPr id="1075079075" name=""/>
-                        <pic:cNvPicPr/>
-                      </pic:nvPicPr>
-                      <pic:blipFill>
-                        <a:blip r:embed="rId9">
-                          <a:extLst>
-                            <a:ext uri="{28A0092B-C50C-407E-A947-70E740481C1C}">
-                              <a14:useLocalDpi xmlns:a14="http://schemas.microsoft.com/office/drawing/2010/main" val="0"/>
-                            </a:ext>
-                          </a:extLst>
-                        </a:blip>
-                        <a:stretch>
-                          <a:fillRect/>
-                        </a:stretch>
-                      </pic:blipFill>
-                      <pic:spPr>
-                        <a:xfrm>
-                          <a:off x="0" y="0"/>
-                          <a:ext cx="4165600" cy="2581275"/>
-                        </a:xfrm>
-                        <a:prstGeom prst="rect">
-                          <a:avLst/>
-                        </a:prstGeom>
-                      </pic:spPr>
-                    </pic:pic>
-                  </a:graphicData>
-                </a:graphic>
-                <wp14:sizeRelH relativeFrom="margin">
-                  <wp14:pctWidth>0</wp14:pctWidth>
-                </wp14:sizeRelH>
-                <wp14:sizeRelV relativeFrom="margin">
-                  <wp14:pctHeight>0</wp14:pctHeight>
-                </wp14:sizeRelV>
-              </wp:anchor>
-            </w:drawing>
-          </w:r>
-        </w:del>
-      </w:ins>
-      <w:del w:id="244" w:author="Jessie Li" w:date="2026-02-23T12:26:00Z" w16du:dateUtc="2026-02-23T20:26:00Z">
-        <w:r>
-          <w:rPr>
-            <w:noProof/>
-          </w:rPr>
-          <w:drawing>
-            <wp:anchor distT="0" distB="0" distL="114300" distR="114300" simplePos="0" relativeHeight="251658241" behindDoc="0" locked="0" layoutInCell="1" allowOverlap="1" wp14:anchorId="105E7C82" wp14:editId="5118DF60">
-              <wp:simplePos x="0" y="0"/>
-              <wp:positionH relativeFrom="column">
-                <wp:posOffset>385445</wp:posOffset>
-              </wp:positionH>
-              <wp:positionV relativeFrom="paragraph">
-                <wp:posOffset>0</wp:posOffset>
-              </wp:positionV>
-              <wp:extent cx="4022090" cy="2542540"/>
-              <wp:effectExtent l="0" t="0" r="0" b="0"/>
-              <wp:wrapSquare wrapText="bothSides"/>
-              <wp:docPr id="1607335562" name="Picture 7"/>
-              <wp:cNvGraphicFramePr>
-                <a:graphicFrameLocks xmlns:a="http://schemas.openxmlformats.org/drawingml/2006/main" noChangeAspect="1"/>
-              </wp:cNvGraphicFramePr>
-              <a:graphic xmlns:a="http://schemas.openxmlformats.org/drawingml/2006/main">
-                <a:graphicData uri="http://schemas.openxmlformats.org/drawingml/2006/picture">
-                  <pic:pic xmlns:pic="http://schemas.openxmlformats.org/drawingml/2006/picture">
-                    <pic:nvPicPr>
-                      <pic:cNvPr id="0" name="Picture 6"/>
-                      <pic:cNvPicPr>
-                        <a:picLocks noChangeAspect="1" noChangeArrowheads="1"/>
-                      </pic:cNvPicPr>
-                    </pic:nvPicPr>
-                    <pic:blipFill>
-                      <a:blip r:embed="rId10">
-                        <a:extLst>
-                          <a:ext uri="{28A0092B-C50C-407E-A947-70E740481C1C}">
-                            <a14:useLocalDpi xmlns:a14="http://schemas.microsoft.com/office/drawing/2010/main" val="0"/>
-                          </a:ext>
-                        </a:extLst>
-                      </a:blip>
-                      <a:srcRect/>
-                      <a:stretch>
-                        <a:fillRect/>
-                      </a:stretch>
-                    </pic:blipFill>
-                    <pic:spPr bwMode="auto">
-                      <a:xfrm>
-                        <a:off x="0" y="0"/>
-                        <a:ext cx="4022090" cy="2542540"/>
-                      </a:xfrm>
-                      <a:prstGeom prst="rect">
-                        <a:avLst/>
-                      </a:prstGeom>
+                    </a:ln>
+                  </pic:spPr>
+                </pic:pic>
+              </a:graphicData>
+            </a:graphic>
+            <wp14:sizeRelH relativeFrom="margin">
+              <wp14:pctWidth>0</wp14:pctWidth>
+            </wp14:sizeRelH>
+            <wp14:sizeRelV relativeFrom="margin">
+              <wp14:pctHeight>0</wp14:pctHeight>
+            </wp14:sizeRelV>
+          </wp:anchor>
+        </w:drawing>
+      </w:r>
+    </w:p>
+    <w:p>
+      <w:pPr>
+        <w:pStyle w:val="BodyText"/>
+        <w:ind w:firstLine="0"/>
+        <w:rPr/>
+      </w:pPr>
+    </w:p>
+    <w:p>
+      <w:pPr>
+        <w:pStyle w:val="BodyText"/>
+        <w:rPr/>
+      </w:pPr>
+    </w:p>
+    <w:p>
+      <w:pPr>
+        <w:pStyle w:val="BodyText"/>
+        <w:rPr/>
+      </w:pPr>
+    </w:p>
+    <w:p>
+      <w:pPr>
+        <w:pStyle w:val="BodyText"/>
+        <w:rPr/>
+      </w:pPr>
+    </w:p>
+    <w:p>
+      <w:pPr>
+        <w:pStyle w:val="BodyText"/>
+        <w:rPr/>
+      </w:pPr>
+    </w:p>
+    <w:p>
+      <w:pPr>
+        <w:pStyle w:val="BodyText"/>
+        <w:rPr/>
+      </w:pPr>
+    </w:p>
+    <w:p>
+      <w:pPr>
+        <w:pStyle w:val="BodyText"/>
+        <w:rPr/>
+      </w:pPr>
+    </w:p>
+    <w:p>
+      <w:pPr>
+        <w:pStyle w:val="BodyText"/>
+        <w:rPr/>
+      </w:pPr>
+    </w:p>
+    <w:p>
+      <w:pPr>
+        <w:pStyle w:val="BodyText"/>
+        <w:rPr/>
+      </w:pPr>
+    </w:p>
+    <w:p>
+      <w:pPr>
+        <w:pStyle w:val="BodyText"/>
+        <w:rPr/>
+      </w:pPr>
+    </w:p>
+    <w:p>
+      <w:pPr>
+        <w:pStyle w:val="BodyText"/>
+        <w:rPr/>
+      </w:pPr>
+    </w:p>
+    <w:p>
+      <w:pPr>
+        <w:pStyle w:val="BodyText"/>
+        <w:rPr/>
+      </w:pPr>
+    </w:p>
+    <w:p>
+      <w:pPr>
+        <w:pStyle w:val="BodyText"/>
+        <w:rPr/>
+      </w:pPr>
+    </w:p>
+    <w:p>
+      <w:pPr>
+        <w:pStyle w:val="BodyText"/>
+        <w:ind w:firstLine="0"/>
+        <w:rPr/>
+      </w:pPr>
+    </w:p>
+    <w:p>
+      <w:pPr>
+        <w:pStyle w:val="BodyText"/>
+        <w:ind w:firstLine="0"/>
+        <w:rPr/>
+      </w:pPr>
+    </w:p>
+    <w:p>
+      <w:pPr>
+        <w:pStyle w:val="BodyText"/>
+        <w:ind w:firstLine="0"/>
+        <w:rPr/>
+      </w:pPr>
+    </w:p>
+    <w:p>
+      <w:pPr>
+        <w:pStyle w:val="BodyText"/>
+        <w:rPr/>
+      </w:pPr>
+    </w:p>
+    <w:p>
+      <w:pPr>
+        <w:pStyle w:val="BodyText"/>
+        <w:rPr/>
+      </w:pPr>
+    </w:p>
+    <w:p>
+      <w:pPr>
+        <w:pStyle w:val="BodyText"/>
+        <w:rPr/>
+      </w:pPr>
+    </w:p>
+    <w:p>
+      <w:pPr>
+        <w:pStyle w:val="BodyText"/>
+        <w:rPr/>
+      </w:pPr>
+    </w:p>
+    <w:p>
+      <w:pPr>
+        <w:pStyle w:val="BodyText"/>
+        <w:rPr/>
+      </w:pPr>
+    </w:p>
+    <w:p>
+      <w:pPr>
+        <w:pStyle w:val="BodyText"/>
+        <w:rPr/>
+      </w:pPr>
+    </w:p>
+    <w:p>
+      <w:pPr>
+        <w:pStyle w:val="BodyText"/>
+        <w:rPr/>
+      </w:pPr>
+    </w:p>
+    <w:p>
+      <w:pPr>
+        <w:pStyle w:val="BodyText"/>
+        <w:rPr/>
+      </w:pPr>
+    </w:p>
+    <w:p>
+      <w:pPr>
+        <w:pStyle w:val="BodyText"/>
+        <w:rPr/>
+      </w:pPr>
+    </w:p>
+    <w:p>
+      <w:pPr>
+        <w:pStyle w:val="BodyText"/>
+        <w:rPr/>
+      </w:pPr>
+    </w:p>
+    <w:p>
+      <w:pPr>
+        <w:pStyle w:val="BodyText"/>
+        <w:rPr/>
+      </w:pPr>
+    </w:p>
+    <w:p>
+      <w:pPr>
+        <w:pStyle w:val="BodyText"/>
+        <w:rPr/>
+      </w:pPr>
+    </w:p>
+    <w:p>
+      <w:pPr>
+        <w:pStyle w:val="BodyText"/>
+        <w:rPr/>
+      </w:pPr>
+    </w:p>
+    <w:p>
+      <w:pPr>
+        <w:pStyle w:val="BodyText"/>
+        <w:rPr>
+          <w:lang w:eastAsia="zh-CN"/>
+        </w:rPr>
+      </w:pPr>
+      <w:r>
+        <w:rPr>
+          <w:rFonts w:hint="eastAsia"/>
+          <w:lang w:eastAsia="zh-CN"/>
+        </w:rPr>
+        <w:t>Power of Attorney</w:t>
+      </w:r>
+    </w:p>
+    <w:p>
+      <w:pPr>
+        <w:pStyle w:val="BodyText"/>
+        <w:rPr/>
+      </w:pPr>
+    </w:p>
+    <w:p>
+      <w:pPr>
+        <w:pStyle w:val="BodyText"/>
+        <w:rPr/>
+      </w:pPr>
+    </w:p>
+    <w:p>
+      <w:pPr>
+        <w:pStyle w:val="BodyText"/>
+        <w:rPr/>
+      </w:pPr>
+    </w:p>
+    <w:p>
+      <w:pPr>
+        <w:pStyle w:val="BodyText"/>
+        <w:rPr/>
+      </w:pPr>
+    </w:p>
+    <w:p>
+      <w:pPr>
+        <w:pStyle w:val="BodyText"/>
+        <w:rPr/>
+      </w:pPr>
+    </w:p>
+    <w:p>
+      <w:pPr>
+        <w:pStyle w:val="BodyText"/>
+        <w:rPr/>
+      </w:pPr>
+    </w:p>
+    <w:p>
+      <w:pPr>
+        <w:pStyle w:val="BodyText"/>
+        <w:rPr/>
+      </w:pPr>
+    </w:p>
+    <w:p>
+      <w:pPr>
+        <w:pStyle w:val="BodyText"/>
+        <w:rPr/>
+      </w:pPr>
+    </w:p>
+    <w:p>
+      <w:pPr>
+        <w:pStyle w:val="BodyText"/>
+        <w:rPr/>
+      </w:pPr>
+    </w:p>
+    <w:p>
+      <w:pPr>
+        <w:pStyle w:val="BodyText"/>
+        <w:rPr>
+          <w:lang w:eastAsia="zh-CN"/>
+        </w:rPr>
+      </w:pPr>
+    </w:p>
+    <w:p>
+      <w:pPr>
+        <w:pStyle w:val="BodyText"/>
+        <w:ind w:firstLine="0"/>
+      </w:pPr>
+      <w:r>
+        <w:rPr>
+          <w:noProof/>
+        </w:rPr>
+        <w:t xml:space="preserve"> </w:t>
+      </w:r>
+    </w:p>
+    <w:p>
+      <w:pPr>
+        <w:pStyle w:val="BodyText"/>
+      </w:pPr>
+    </w:p>
+    <w:p>
+      <w:pPr>
+        <w:pStyle w:val="BodyText"/>
+      </w:pPr>
+    </w:p>
+    <w:p>
+      <w:pPr>
+        <w:pStyle w:val="BodyText"/>
+        <w:ind w:left="720"/>
+      </w:pPr>
+    </w:p>
+    <w:p>
+      <w:pPr>
+        <w:pStyle w:val="BodyText"/>
+        <w:ind w:left="720"/>
+      </w:pPr>
+    </w:p>
+    <w:p>
+      <w:pPr>
+        <w:pStyle w:val="BodyText"/>
+        <w:ind w:left="720"/>
+      </w:pPr>
+    </w:p>
+    <w:p>
+      <w:pPr>
+        <w:pStyle w:val="BodyText"/>
+        <w:ind w:left="720"/>
+      </w:pPr>
+      <w:r>
+        <w:rPr>
+          <w:noProof/>
+        </w:rPr>
+        <w:lastRenderedPageBreak/>
+        <w:drawing>
+          <wp:anchor distT="0" distB="0" distL="114300" distR="114300" simplePos="0" relativeHeight="251661320" behindDoc="0" locked="0" layoutInCell="1" allowOverlap="1" wp14:anchorId="25F8733A" wp14:editId="000BCBD4">
+            <wp:simplePos x="0" y="0"/>
+            <wp:positionH relativeFrom="column">
+              <wp:posOffset>238125</wp:posOffset>
+            </wp:positionH>
+            <wp:positionV relativeFrom="paragraph">
+              <wp:posOffset>0</wp:posOffset>
+            </wp:positionV>
+            <wp:extent cx="2677160" cy="3571875"/>
+            <wp:effectExtent l="0" t="0" r="8890" b="9525"/>
+            <wp:wrapThrough wrapText="bothSides">
+              <wp:wrapPolygon edited="0">
+                <wp:start x="0" y="0"/>
+                <wp:lineTo x="0" y="21542"/>
+                <wp:lineTo x="21518" y="21542"/>
+                <wp:lineTo x="21518" y="0"/>
+                <wp:lineTo x="0" y="0"/>
+              </wp:wrapPolygon>
+            </wp:wrapThrough>
+            <wp:docPr id="320045238" name="Picture 9"/>
+            <wp:cNvGraphicFramePr>
+              <a:graphicFrameLocks xmlns:a="http://schemas.openxmlformats.org/drawingml/2006/main" noChangeAspect="1"/>
+            </wp:cNvGraphicFramePr>
+            <a:graphic xmlns:a="http://schemas.openxmlformats.org/drawingml/2006/main">
+              <a:graphicData uri="http://schemas.openxmlformats.org/drawingml/2006/picture">
+                <pic:pic xmlns:pic="http://schemas.openxmlformats.org/drawingml/2006/picture">
+                  <pic:nvPicPr>
+                    <pic:cNvPr id="0" name="Picture 4"/>
+                    <pic:cNvPicPr>
+                      <a:picLocks noChangeAspect="1" noChangeArrowheads="1"/>
+                    </pic:cNvPicPr>
+                  </pic:nvPicPr>
+                  <pic:blipFill>
+                    <a:blip r:embed="rId15" cstate="print">
+                      <a:extLst>
+                        <a:ext uri="{28A0092B-C50C-407E-A947-70E740481C1C}">
+                          <a14:useLocalDpi xmlns:a14="http://schemas.microsoft.com/office/drawing/2010/main" val="0"/>
+                        </a:ext>
+                      </a:extLst>
+                    </a:blip>
+                    <a:srcRect/>
+                    <a:stretch>
+                      <a:fillRect/>
+                    </a:stretch>
+                  </pic:blipFill>
+                  <pic:spPr bwMode="auto">
+                    <a:xfrm>
+                      <a:off x="0" y="0"/>
+                      <a:ext cx="2677160" cy="3571875"/>
+                    </a:xfrm>
+                    <a:prstGeom prst="rect">
+                      <a:avLst/>
+                    </a:prstGeom>
+                    <a:noFill/>
+                    <a:ln>
                       <a:noFill/>
-                      <a:ln>
-                        <a:noFill/>
-                      </a:ln>
-                    </pic:spPr>
-                  </pic:pic>
-                </a:graphicData>
-              </a:graphic>
-              <wp14:sizeRelH relativeFrom="page">
-                <wp14:pctWidth>0</wp14:pctWidth>
-              </wp14:sizeRelH>
-              <wp14:sizeRelV relativeFrom="page">
-                <wp14:pctHeight>0</wp14:pctHeight>
-              </wp14:sizeRelV>
-            </wp:anchor>
-          </w:drawing>
-        </w:r>
-      </w:del>
+                    </a:ln>
+                  </pic:spPr>
+                </pic:pic>
+              </a:graphicData>
+            </a:graphic>
+            <wp14:sizeRelH relativeFrom="margin">
+              <wp14:pctWidth>0</wp14:pctWidth>
+            </wp14:sizeRelH>
+            <wp14:sizeRelV relativeFrom="margin">
+              <wp14:pctHeight>0</wp14:pctHeight>
+            </wp14:sizeRelV>
+          </wp:anchor>
+        </w:drawing>
+      </w:r>
+    </w:p>
+    <w:p>
+      <w:pPr>
+        <w:pStyle w:val="BodyText"/>
+        <w:ind w:left="720"/>
+      </w:pPr>
+    </w:p>
+    <w:p>
+      <w:pPr>
+        <w:pStyle w:val="BodyText"/>
+        <w:ind w:left="720"/>
+      </w:pPr>
+    </w:p>
+    <w:p>
+      <w:pPr>
+        <w:pStyle w:val="BodyText"/>
+        <w:ind w:left="720"/>
+      </w:pPr>
+    </w:p>
+    <w:p>
+      <w:pPr>
+        <w:pStyle w:val="BodyText"/>
+        <w:ind w:left="720"/>
+      </w:pPr>
+    </w:p>
+    <w:p>
+      <w:pPr>
+        <w:pStyle w:val="BodyText"/>
+        <w:ind w:left="720"/>
+      </w:pPr>
+      <w:r>
+        <w:t>Intended Mother</w:t>
+      </w:r>
     </w:p>
     <w:p>
       <w:pPr>
         <w:pStyle w:val="BodyText"/>
         <w:ind w:firstLine="0"/>
-        <w:rPr>
-          <w:del w:id="245" w:author="Jessie Li" w:date="2026-02-23T12:26:00Z" w16du:dateUtc="2026-02-23T20:26:00Z"/>
-        </w:rPr>
-      </w:pPr>
-    </w:p>
-    <w:p>
-      <w:pPr>
-        <w:pStyle w:val="BodyText"/>
-        <w:rPr>
-          <w:del w:id="246" w:author="Jessie Li" w:date="2026-02-23T12:26:00Z" w16du:dateUtc="2026-02-23T20:26:00Z"/>
-        </w:rPr>
-      </w:pPr>
-    </w:p>
-    <w:p>
-      <w:pPr>
-        <w:pStyle w:val="BodyText"/>
-        <w:rPr>
-          <w:del w:id="247" w:author="Jessie Li" w:date="2026-02-23T12:26:00Z" w16du:dateUtc="2026-02-23T20:26:00Z"/>
-        </w:rPr>
-      </w:pPr>
-    </w:p>
-    <w:p>
-      <w:pPr>
-        <w:pStyle w:val="BodyText"/>
-        <w:rPr>
-          <w:del w:id="248" w:author="Jessie Li" w:date="2026-02-23T12:27:00Z" w16du:dateUtc="2026-02-23T20:27:00Z"/>
-        </w:rPr>
-      </w:pPr>
-    </w:p>
-    <w:p>
-      <w:pPr>
-        <w:pStyle w:val="BodyText"/>
-        <w:rPr>
-          <w:del w:id="249" w:author="Jessie Li" w:date="2026-02-23T12:27:00Z" w16du:dateUtc="2026-02-23T20:27:00Z"/>
-        </w:rPr>
-      </w:pPr>
-    </w:p>
-    <w:p>
-      <w:pPr>
-        <w:pStyle w:val="BodyText"/>
-        <w:rPr>
-          <w:del w:id="250" w:author="Jessie Li" w:date="2026-02-23T12:27:00Z" w16du:dateUtc="2026-02-23T20:27:00Z"/>
-        </w:rPr>
-      </w:pPr>
-    </w:p>
-    <w:p>
-      <w:pPr>
-        <w:pStyle w:val="BodyText"/>
-        <w:rPr>
-          <w:del w:id="251" w:author="Jessie Li" w:date="2026-02-23T12:26:00Z" w16du:dateUtc="2026-02-23T20:26:00Z"/>
-        </w:rPr>
-      </w:pPr>
-    </w:p>
-    <w:p>
-      <w:pPr>
-        <w:pStyle w:val="BodyText"/>
-        <w:rPr>
-          <w:del w:id="252" w:author="Jessie Li" w:date="2026-02-23T12:26:00Z" w16du:dateUtc="2026-02-23T20:26:00Z"/>
-        </w:rPr>
-      </w:pPr>
-      <w:del w:id="253" w:author="Jessie Li" w:date="2026-02-23T12:26:00Z" w16du:dateUtc="2026-02-23T20:26:00Z">
-        <w:r>
-          <w:rPr>
-            <w:noProof/>
-          </w:rPr>
-          <w:drawing>
-            <wp:anchor distT="0" distB="0" distL="114300" distR="114300" simplePos="0" relativeHeight="251658242" behindDoc="1" locked="0" layoutInCell="1" allowOverlap="1" wp14:anchorId="70F355F3" wp14:editId="03A7C33E">
-              <wp:simplePos x="0" y="0"/>
-              <wp:positionH relativeFrom="column">
-                <wp:posOffset>384828</wp:posOffset>
-              </wp:positionH>
-              <wp:positionV relativeFrom="paragraph">
-                <wp:posOffset>208636</wp:posOffset>
-              </wp:positionV>
-              <wp:extent cx="4055110" cy="2552700"/>
-              <wp:effectExtent l="0" t="0" r="2540" b="0"/>
-              <wp:wrapTight wrapText="bothSides">
-                <wp:wrapPolygon edited="0">
-                  <wp:start x="0" y="0"/>
-                  <wp:lineTo x="0" y="21439"/>
-                  <wp:lineTo x="21512" y="21439"/>
-                  <wp:lineTo x="21512" y="0"/>
-                  <wp:lineTo x="0" y="0"/>
-                </wp:wrapPolygon>
-              </wp:wrapTight>
-              <wp:docPr id="163320966" name="Picture 9"/>
-              <wp:cNvGraphicFramePr>
-                <a:graphicFrameLocks xmlns:a="http://schemas.openxmlformats.org/drawingml/2006/main" noChangeAspect="1"/>
-              </wp:cNvGraphicFramePr>
-              <a:graphic xmlns:a="http://schemas.openxmlformats.org/drawingml/2006/main">
-                <a:graphicData uri="http://schemas.openxmlformats.org/drawingml/2006/picture">
-                  <pic:pic xmlns:pic="http://schemas.openxmlformats.org/drawingml/2006/picture">
-                    <pic:nvPicPr>
-                      <pic:cNvPr id="0" name="Picture 13"/>
-                      <pic:cNvPicPr>
-                        <a:picLocks noChangeAspect="1" noChangeArrowheads="1"/>
-                      </pic:cNvPicPr>
-                    </pic:nvPicPr>
-                    <pic:blipFill>
-                      <a:blip r:embed="rId11" cstate="print">
-                        <a:extLst>
-                          <a:ext uri="{28A0092B-C50C-407E-A947-70E740481C1C}">
-                            <a14:useLocalDpi xmlns:a14="http://schemas.microsoft.com/office/drawing/2010/main" val="0"/>
-                          </a:ext>
-                        </a:extLst>
-                      </a:blip>
-                      <a:srcRect/>
-                      <a:stretch>
-                        <a:fillRect/>
-                      </a:stretch>
-                    </pic:blipFill>
-                    <pic:spPr bwMode="auto">
-                      <a:xfrm>
-                        <a:off x="0" y="0"/>
-                        <a:ext cx="4055110" cy="2552700"/>
-                      </a:xfrm>
-                      <a:prstGeom prst="rect">
-                        <a:avLst/>
-                      </a:prstGeom>
+      </w:pPr>
+    </w:p>
+    <w:p>
+      <w:pPr>
+        <w:pStyle w:val="BodyText"/>
+        <w:ind w:firstLine="0"/>
+      </w:pPr>
+      <w:r>
+        <w:rPr>
+          <w:noProof/>
+        </w:rPr>
+        <w:t xml:space="preserve"> </w:t>
+      </w:r>
+    </w:p>
+    <w:p>
+      <w:pPr>
+        <w:pStyle w:val="BodyText"/>
+        <w:ind w:firstLine="0"/>
+      </w:pPr>
+    </w:p>
+    <w:p>
+      <w:pPr>
+        <w:pStyle w:val="BodyText"/>
+        <w:ind w:firstLine="0"/>
+      </w:pPr>
+    </w:p>
+    <w:p>
+      <w:pPr>
+        <w:pStyle w:val="BodyText"/>
+      </w:pPr>
+    </w:p>
+    <w:p>
+      <w:pPr>
+        <w:pStyle w:val="BodyText"/>
+        <w:ind w:firstLine="0"/>
+      </w:pPr>
+    </w:p>
+    <w:p>
+      <w:pPr>
+        <w:pStyle w:val="BodyText"/>
+      </w:pPr>
+    </w:p>
+    <w:p>
+      <w:pPr>
+        <w:pStyle w:val="BodyText"/>
+      </w:pPr>
+    </w:p>
+    <w:p>
+      <w:pPr>
+        <w:pStyle w:val="BodyText"/>
+      </w:pPr>
+    </w:p>
+    <w:p>
+      <w:pPr>
+        <w:pStyle w:val="BodyText"/>
+      </w:pPr>
+      <w:r>
+        <w:rPr>
+          <w:noProof/>
+        </w:rPr>
+        <w:drawing>
+          <wp:anchor distT="0" distB="0" distL="114300" distR="114300" simplePos="0" relativeHeight="251662344" behindDoc="0" locked="0" layoutInCell="1" allowOverlap="1" wp14:anchorId="0FADF521" wp14:editId="2C96340A">
+            <wp:simplePos x="0" y="0"/>
+            <wp:positionH relativeFrom="column">
+              <wp:posOffset>238125</wp:posOffset>
+            </wp:positionH>
+            <wp:positionV relativeFrom="paragraph">
+              <wp:posOffset>72390</wp:posOffset>
+            </wp:positionV>
+            <wp:extent cx="2686050" cy="3582035"/>
+            <wp:effectExtent l="0" t="0" r="0" b="0"/>
+            <wp:wrapThrough wrapText="bothSides">
+              <wp:wrapPolygon edited="0">
+                <wp:start x="0" y="0"/>
+                <wp:lineTo x="0" y="21481"/>
+                <wp:lineTo x="21447" y="21481"/>
+                <wp:lineTo x="21447" y="0"/>
+                <wp:lineTo x="0" y="0"/>
+              </wp:wrapPolygon>
+            </wp:wrapThrough>
+            <wp:docPr id="1812573267" name="Picture 10"/>
+            <wp:cNvGraphicFramePr>
+              <a:graphicFrameLocks xmlns:a="http://schemas.openxmlformats.org/drawingml/2006/main" noChangeAspect="1"/>
+            </wp:cNvGraphicFramePr>
+            <a:graphic xmlns:a="http://schemas.openxmlformats.org/drawingml/2006/main">
+              <a:graphicData uri="http://schemas.openxmlformats.org/drawingml/2006/picture">
+                <pic:pic xmlns:pic="http://schemas.openxmlformats.org/drawingml/2006/picture">
+                  <pic:nvPicPr>
+                    <pic:cNvPr id="0" name="Picture 5"/>
+                    <pic:cNvPicPr>
+                      <a:picLocks noChangeAspect="1" noChangeArrowheads="1"/>
+                    </pic:cNvPicPr>
+                  </pic:nvPicPr>
+                  <pic:blipFill>
+                    <a:blip r:embed="rId19" cstate="print">
+                      <a:extLst>
+                        <a:ext uri="{28A0092B-C50C-407E-A947-70E740481C1C}">
+                          <a14:useLocalDpi xmlns:a14="http://schemas.microsoft.com/office/drawing/2010/main" val="0"/>
+                        </a:ext>
+                      </a:extLst>
+                    </a:blip>
+                    <a:srcRect/>
+                    <a:stretch>
+                      <a:fillRect/>
+                    </a:stretch>
+                  </pic:blipFill>
+                  <pic:spPr bwMode="auto">
+                    <a:xfrm>
+                      <a:off x="0" y="0"/>
+                      <a:ext cx="2686050" cy="3582035"/>
+                    </a:xfrm>
+                    <a:prstGeom prst="rect">
+                      <a:avLst/>
+                    </a:prstGeom>
+                    <a:noFill/>
+                    <a:ln>
                       <a:noFill/>
-                      <a:ln>
-                        <a:noFill/>
-                      </a:ln>
-                    </pic:spPr>
-                  </pic:pic>
-                </a:graphicData>
-              </a:graphic>
-              <wp14:sizeRelH relativeFrom="margin">
-                <wp14:pctWidth>0</wp14:pctWidth>
-              </wp14:sizeRelH>
-              <wp14:sizeRelV relativeFrom="margin">
-                <wp14:pctHeight>0</wp14:pctHeight>
-              </wp14:sizeRelV>
-            </wp:anchor>
-          </w:drawing>
-        </w:r>
-      </w:del>
-    </w:p>
-    <w:p>
-      <w:pPr>
-        <w:pStyle w:val="BodyText"/>
-        <w:rPr>
-          <w:del w:id="254" w:author="Jessie Li" w:date="2026-02-23T12:26:00Z" w16du:dateUtc="2026-02-23T20:26:00Z"/>
-        </w:rPr>
-      </w:pPr>
-    </w:p>
-    <w:p>
-      <w:pPr>
-        <w:pStyle w:val="BodyText"/>
-        <w:rPr>
-          <w:del w:id="255" w:author="Jessie Li" w:date="2026-02-23T12:26:00Z" w16du:dateUtc="2026-02-23T20:26:00Z"/>
-        </w:rPr>
-      </w:pPr>
-    </w:p>
-    <w:p>
-      <w:pPr>
-        <w:pStyle w:val="BodyText"/>
-        <w:rPr>
-          <w:del w:id="256" w:author="Jessie Li" w:date="2026-02-23T12:26:00Z" w16du:dateUtc="2026-02-23T20:26:00Z"/>
-        </w:rPr>
-      </w:pPr>
-    </w:p>
-    <w:p>
-      <w:pPr>
-        <w:pStyle w:val="BodyText"/>
-        <w:rPr>
-          <w:del w:id="257" w:author="Jessie Li" w:date="2026-02-23T12:26:00Z" w16du:dateUtc="2026-02-23T20:26:00Z"/>
-        </w:rPr>
-      </w:pPr>
-    </w:p>
-    <w:p>
-      <w:pPr>
-        <w:pStyle w:val="BodyText"/>
-        <w:rPr>
-          <w:del w:id="258" w:author="Jessie Li" w:date="2026-02-23T12:27:00Z" w16du:dateUtc="2026-02-23T20:27:00Z"/>
-        </w:rPr>
-      </w:pPr>
-    </w:p>
-    <w:p>
-      <w:pPr>
-        <w:pStyle w:val="BodyText"/>
-        <w:ind w:firstLine="0"/>
-        <w:rPr>
-          <w:del w:id="259" w:author="Jessie Li" w:date="2026-02-23T12:27:00Z" w16du:dateUtc="2026-02-23T20:27:00Z"/>
-        </w:rPr>
-        <w:pPrChange w:id="260" w:author="Jessie Li" w:date="2026-02-23T12:27:00Z" w16du:dateUtc="2026-02-23T20:27:00Z">
-          <w:pPr>
-            <w:pStyle w:val="BodyText"/>
-          </w:pPr>
-        </w:pPrChange>
-      </w:pPr>
-    </w:p>
-    <w:p>
-      <w:pPr>
-        <w:pStyle w:val="BodyText"/>
-        <w:ind w:firstLine="0"/>
-        <w:rPr>
-          <w:del w:id="261" w:author="Jessie Li" w:date="2026-02-23T12:27:00Z" w16du:dateUtc="2026-02-23T20:27:00Z"/>
-        </w:rPr>
-        <w:pPrChange w:id="262" w:author="Jessie Li" w:date="2026-02-23T12:27:00Z" w16du:dateUtc="2026-02-23T20:27:00Z">
-          <w:pPr>
-            <w:pStyle w:val="BodyText"/>
-          </w:pPr>
-        </w:pPrChange>
-      </w:pPr>
-    </w:p>
-    <w:p>
-      <w:pPr>
-        <w:pStyle w:val="BodyText"/>
-        <w:ind w:firstLine="0"/>
-        <w:rPr>
-          <w:del w:id="263" w:author="Eugene Ho" w:date="2026-03-10T15:58:00Z" w16du:dateUtc="2026-03-10T22:58:00Z"/>
-        </w:rPr>
-        <w:pPrChange w:id="264" w:author="Jessie Li" w:date="2026-02-23T12:27:00Z" w16du:dateUtc="2026-02-23T20:27:00Z">
-          <w:pPr>
-            <w:pStyle w:val="BodyText"/>
-          </w:pPr>
-        </w:pPrChange>
-      </w:pPr>
-    </w:p>
-    <w:p>
-      <w:pPr>
-        <w:pStyle w:val="BodyText"/>
-        <w:rPr>
-          <w:del w:id="265" w:author="Eugene Ho" w:date="2026-03-10T15:58:00Z" w16du:dateUtc="2026-03-10T22:58:00Z"/>
-        </w:rPr>
-      </w:pPr>
-      <w:del w:id="266" w:author="Eugene Ho" w:date="2026-03-10T15:58:00Z" w16du:dateUtc="2026-03-10T22:58:00Z">
-        <w:r>
-          <w:rPr>
-            <w:noProof/>
-          </w:rPr>
-          <w:drawing>
-            <wp:anchor distT="0" distB="0" distL="114300" distR="114300" simplePos="0" relativeHeight="251658243" behindDoc="1" locked="0" layoutInCell="1" allowOverlap="1" wp14:anchorId="1C9943FC" wp14:editId="33D96528">
-              <wp:simplePos x="0" y="0"/>
-              <wp:positionH relativeFrom="column">
-                <wp:posOffset>415907</wp:posOffset>
-              </wp:positionH>
-              <wp:positionV relativeFrom="paragraph">
-                <wp:posOffset>135087</wp:posOffset>
-              </wp:positionV>
-              <wp:extent cx="4040505" cy="2568575"/>
-              <wp:effectExtent l="0" t="0" r="0" b="3175"/>
-              <wp:wrapTight wrapText="bothSides">
-                <wp:wrapPolygon edited="0">
-                  <wp:start x="0" y="0"/>
-                  <wp:lineTo x="0" y="21467"/>
-                  <wp:lineTo x="21488" y="21467"/>
-                  <wp:lineTo x="21488" y="0"/>
-                  <wp:lineTo x="0" y="0"/>
-                </wp:wrapPolygon>
-              </wp:wrapTight>
-              <wp:docPr id="1841450037" name="Picture 11"/>
-              <wp:cNvGraphicFramePr>
-                <a:graphicFrameLocks xmlns:a="http://schemas.openxmlformats.org/drawingml/2006/main" noChangeAspect="1"/>
-              </wp:cNvGraphicFramePr>
-              <a:graphic xmlns:a="http://schemas.openxmlformats.org/drawingml/2006/main">
-                <a:graphicData uri="http://schemas.openxmlformats.org/drawingml/2006/picture">
-                  <pic:pic xmlns:pic="http://schemas.openxmlformats.org/drawingml/2006/picture">
-                    <pic:nvPicPr>
-                      <pic:cNvPr id="0" name="Picture 20"/>
-                      <pic:cNvPicPr>
-                        <a:picLocks noChangeAspect="1" noChangeArrowheads="1"/>
-                      </pic:cNvPicPr>
-                    </pic:nvPicPr>
-                    <pic:blipFill>
-                      <a:blip r:embed="rId12" cstate="print">
-                        <a:extLst>
-                          <a:ext uri="{28A0092B-C50C-407E-A947-70E740481C1C}">
-                            <a14:useLocalDpi xmlns:a14="http://schemas.microsoft.com/office/drawing/2010/main" val="0"/>
-                          </a:ext>
-                        </a:extLst>
-                      </a:blip>
-                      <a:srcRect/>
-                      <a:stretch>
-                        <a:fillRect/>
-                      </a:stretch>
-                    </pic:blipFill>
-                    <pic:spPr bwMode="auto">
-                      <a:xfrm>
-                        <a:off x="0" y="0"/>
-                        <a:ext cx="4040505" cy="2568575"/>
-                      </a:xfrm>
-                      <a:prstGeom prst="rect">
-                        <a:avLst/>
-                      </a:prstGeom>
-                      <a:noFill/>
-                      <a:ln>
-                        <a:noFill/>
-                      </a:ln>
-                    </pic:spPr>
-                  </pic:pic>
-                </a:graphicData>
-              </a:graphic>
-              <wp14:sizeRelH relativeFrom="margin">
-                <wp14:pctWidth>0</wp14:pctWidth>
-              </wp14:sizeRelH>
-              <wp14:sizeRelV relativeFrom="margin">
-                <wp14:pctHeight>0</wp14:pctHeight>
-              </wp14:sizeRelV>
-            </wp:anchor>
-          </w:drawing>
-        </w:r>
-      </w:del>
-    </w:p>
-    <w:p>
-      <w:pPr>
-        <w:pStyle w:val="BodyText"/>
-        <w:rPr>
-          <w:del w:id="267" w:author="Eugene Ho" w:date="2026-03-10T15:58:00Z" w16du:dateUtc="2026-03-10T22:58:00Z"/>
-        </w:rPr>
-      </w:pPr>
-    </w:p>
-    <w:p>
-      <w:pPr>
-        <w:pStyle w:val="BodyText"/>
-        <w:rPr>
-          <w:del w:id="268" w:author="Eugene Ho" w:date="2026-03-10T15:58:00Z" w16du:dateUtc="2026-03-10T22:58:00Z"/>
-        </w:rPr>
-      </w:pPr>
-    </w:p>
-    <w:p>
-      <w:pPr>
-        <w:pStyle w:val="BodyText"/>
-        <w:rPr>
-          <w:del w:id="269" w:author="Eugene Ho" w:date="2026-03-10T15:58:00Z" w16du:dateUtc="2026-03-10T22:58:00Z"/>
-        </w:rPr>
-      </w:pPr>
-    </w:p>
-    <w:p>
-      <w:pPr>
-        <w:pStyle w:val="BodyText"/>
-        <w:rPr>
-          <w:del w:id="270" w:author="Eugene Ho" w:date="2026-03-10T15:58:00Z" w16du:dateUtc="2026-03-10T22:58:00Z"/>
-        </w:rPr>
-      </w:pPr>
-    </w:p>
-    <w:p>
-      <w:pPr>
-        <w:pStyle w:val="BodyText"/>
-        <w:rPr>
-          <w:del w:id="271" w:author="Eugene Ho" w:date="2026-03-10T15:58:00Z" w16du:dateUtc="2026-03-10T22:58:00Z"/>
-        </w:rPr>
-      </w:pPr>
-    </w:p>
-    <w:p>
-      <w:pPr>
-        <w:pStyle w:val="BodyText"/>
-        <w:rPr>
-          <w:del w:id="272" w:author="Eugene Ho" w:date="2026-03-10T15:58:00Z" w16du:dateUtc="2026-03-10T22:58:00Z"/>
-        </w:rPr>
-      </w:pPr>
-    </w:p>
-    <w:p>
-      <w:pPr>
-        <w:pStyle w:val="BodyText"/>
-        <w:rPr>
-          <w:del w:id="273" w:author="Eugene Ho" w:date="2026-03-10T15:58:00Z" w16du:dateUtc="2026-03-10T22:58:00Z"/>
-        </w:rPr>
-      </w:pPr>
-    </w:p>
-    <w:p>
-      <w:pPr>
-        <w:pStyle w:val="BodyText"/>
-        <w:rPr>
-          <w:del w:id="274" w:author="Eugene Ho" w:date="2026-03-10T15:58:00Z" w16du:dateUtc="2026-03-10T22:58:00Z"/>
-        </w:rPr>
-      </w:pPr>
-    </w:p>
-    <w:p>
-      <w:pPr>
-        <w:pStyle w:val="BodyText"/>
-        <w:rPr>
-          <w:ins w:id="275" w:author="Jessie Li" w:date="2026-02-23T12:29:00Z" w16du:dateUtc="2026-02-23T20:29:00Z"/>
-          <w:del w:id="276" w:author="Eugene Ho" w:date="2026-03-10T15:58:00Z" w16du:dateUtc="2026-03-10T22:58:00Z"/>
-        </w:rPr>
-      </w:pPr>
-    </w:p>
-    <w:p>
-      <w:pPr>
-        <w:pStyle w:val="BodyText"/>
-        <w:rPr>
-          <w:ins w:id="277" w:author="Jessie Li" w:date="2026-02-23T12:29:00Z" w16du:dateUtc="2026-02-23T20:29:00Z"/>
-          <w:del w:id="278" w:author="Eugene Ho" w:date="2026-03-10T15:58:00Z" w16du:dateUtc="2026-03-10T22:58:00Z"/>
-        </w:rPr>
-      </w:pPr>
-    </w:p>
-    <w:p>
-      <w:pPr>
-        <w:pStyle w:val="BodyText"/>
-        <w:rPr>
-          <w:ins w:id="279" w:author="Jessie Li" w:date="2026-02-23T12:29:00Z" w16du:dateUtc="2026-02-23T20:29:00Z"/>
-          <w:del w:id="280" w:author="Eugene Ho" w:date="2026-03-10T15:58:00Z" w16du:dateUtc="2026-03-10T22:58:00Z"/>
-        </w:rPr>
-      </w:pPr>
-    </w:p>
-    <w:p>
-      <w:pPr>
-        <w:pStyle w:val="BodyText"/>
-        <w:rPr>
-          <w:ins w:id="281" w:author="Jessie Li" w:date="2026-02-23T13:38:00Z" w16du:dateUtc="2026-02-23T21:38:00Z"/>
-          <w:del w:id="282" w:author="Eugene Ho" w:date="2026-03-10T15:59:00Z" w16du:dateUtc="2026-03-10T22:59:00Z"/>
-        </w:rPr>
-      </w:pPr>
-    </w:p>
-    <w:p>
-      <w:pPr>
-        <w:pStyle w:val="BodyText"/>
-        <w:rPr>
-          <w:ins w:id="283" w:author="Jessie Li" w:date="2026-02-23T12:29:00Z" w16du:dateUtc="2026-02-23T20:29:00Z"/>
-          <w:lang w:eastAsia="zh-CN"/>
-        </w:rPr>
-      </w:pPr>
-      <w:ins w:id="284" w:author="Jessie Li" w:date="2026-02-23T13:38:00Z" w16du:dateUtc="2026-02-23T21:38:00Z">
-        <w:r>
-          <w:rPr>
-            <w:rFonts w:hint="eastAsia"/>
-            <w:lang w:eastAsia="zh-CN"/>
-          </w:rPr>
-          <w:t>Power of Attorney</w:t>
-        </w:r>
-        <w:del w:id="285" w:author="Eugene Ho" w:date="2026-03-10T15:59:00Z" w16du:dateUtc="2026-03-10T22:59:00Z">
-          <w:r>
-            <w:rPr>
-              <w:rFonts w:hint="eastAsia"/>
-              <w:lang w:eastAsia="zh-CN"/>
-            </w:rPr>
-            <w:delText xml:space="preserve"> 1</w:delText>
-          </w:r>
-        </w:del>
-      </w:ins>
-    </w:p>
-    <w:p>
-      <w:pPr>
-        <w:pStyle w:val="BodyText"/>
-        <w:rPr>
-          <w:ins w:id="286" w:author="Jessie Li" w:date="2026-02-23T12:29:00Z" w16du:dateUtc="2026-02-23T20:29:00Z"/>
-        </w:rPr>
-      </w:pPr>
-      <w:ins w:id="287" w:author="Jessie Li" w:date="2026-02-23T12:29:00Z" w16du:dateUtc="2026-02-23T20:29:00Z">
-        <w:del w:id="288" w:author="Eugene Ho" w:date="2026-03-10T15:58:00Z" w16du:dateUtc="2026-03-10T22:58:00Z">
-          <w:r>
-            <w:rPr>
-              <w:noProof/>
-            </w:rPr>
-            <w:drawing>
-              <wp:anchor distT="0" distB="0" distL="114300" distR="114300" simplePos="0" relativeHeight="251658246" behindDoc="0" locked="0" layoutInCell="1" allowOverlap="1" wp14:anchorId="5A1B76F2" wp14:editId="7426F8FD">
-                <wp:simplePos x="0" y="0"/>
-                <wp:positionH relativeFrom="margin">
-                  <wp:align>left</wp:align>
-                </wp:positionH>
-                <wp:positionV relativeFrom="paragraph">
-                  <wp:posOffset>28575</wp:posOffset>
-                </wp:positionV>
-                <wp:extent cx="3899773" cy="2524125"/>
-                <wp:effectExtent l="0" t="0" r="5715" b="0"/>
-                <wp:wrapSquare wrapText="bothSides"/>
-                <wp:docPr id="415574311" name="Picture 1"/>
-                <wp:cNvGraphicFramePr>
-                  <a:graphicFrameLocks xmlns:a="http://schemas.openxmlformats.org/drawingml/2006/main" noChangeAspect="1"/>
-                </wp:cNvGraphicFramePr>
-                <a:graphic xmlns:a="http://schemas.openxmlformats.org/drawingml/2006/main">
-                  <a:graphicData uri="http://schemas.openxmlformats.org/drawingml/2006/picture">
-                    <pic:pic xmlns:pic="http://schemas.openxmlformats.org/drawingml/2006/picture">
-                      <pic:nvPicPr>
-                        <pic:cNvPr id="415574311" name=""/>
-                        <pic:cNvPicPr/>
-                      </pic:nvPicPr>
-                      <pic:blipFill>
-                        <a:blip r:embed="rId13">
-                          <a:extLst>
-                            <a:ext uri="{28A0092B-C50C-407E-A947-70E740481C1C}">
-                              <a14:useLocalDpi xmlns:a14="http://schemas.microsoft.com/office/drawing/2010/main" val="0"/>
-                            </a:ext>
-                          </a:extLst>
-                        </a:blip>
-                        <a:stretch>
-                          <a:fillRect/>
-                        </a:stretch>
-                      </pic:blipFill>
-                      <pic:spPr>
-                        <a:xfrm>
-                          <a:off x="0" y="0"/>
-                          <a:ext cx="3899773" cy="2524125"/>
-                        </a:xfrm>
-                        <a:prstGeom prst="rect">
-                          <a:avLst/>
-                        </a:prstGeom>
-                      </pic:spPr>
-                    </pic:pic>
-                  </a:graphicData>
-                </a:graphic>
-              </wp:anchor>
-            </w:drawing>
-          </w:r>
-        </w:del>
-      </w:ins>
-    </w:p>
-    <w:p>
-      <w:pPr>
-        <w:pStyle w:val="BodyText"/>
-        <w:rPr>
-          <w:ins w:id="289" w:author="Jessie Li" w:date="2026-02-23T12:29:00Z" w16du:dateUtc="2026-02-23T20:29:00Z"/>
-        </w:rPr>
-      </w:pPr>
-    </w:p>
-    <w:p>
-      <w:pPr>
-        <w:pStyle w:val="BodyText"/>
-        <w:rPr>
-          <w:ins w:id="290" w:author="Jessie Li" w:date="2026-02-23T12:29:00Z" w16du:dateUtc="2026-02-23T20:29:00Z"/>
-        </w:rPr>
-      </w:pPr>
-    </w:p>
-    <w:p>
-      <w:pPr>
-        <w:pStyle w:val="BodyText"/>
-        <w:rPr>
-          <w:ins w:id="291" w:author="Jessie Li" w:date="2026-02-23T12:29:00Z" w16du:dateUtc="2026-02-23T20:29:00Z"/>
-        </w:rPr>
-      </w:pPr>
-    </w:p>
-    <w:p>
-      <w:pPr>
-        <w:pStyle w:val="BodyText"/>
-        <w:rPr>
-          <w:ins w:id="292" w:author="Jessie Li" w:date="2026-02-23T12:29:00Z" w16du:dateUtc="2026-02-23T20:29:00Z"/>
-        </w:rPr>
-      </w:pPr>
-    </w:p>
-    <w:p>
-      <w:pPr>
-        <w:pStyle w:val="BodyText"/>
-        <w:rPr>
-          <w:ins w:id="293" w:author="Jessie Li" w:date="2026-02-23T12:29:00Z" w16du:dateUtc="2026-02-23T20:29:00Z"/>
-        </w:rPr>
-      </w:pPr>
-    </w:p>
-    <w:p>
-      <w:pPr>
-        <w:pStyle w:val="BodyText"/>
-        <w:rPr>
-          <w:ins w:id="294" w:author="Jessie Li" w:date="2026-02-23T12:29:00Z" w16du:dateUtc="2026-02-23T20:29:00Z"/>
-        </w:rPr>
-      </w:pPr>
-    </w:p>
-    <w:p>
-      <w:pPr>
-        <w:pStyle w:val="BodyText"/>
-        <w:rPr>
-          <w:ins w:id="295" w:author="Jessie Li" w:date="2026-02-23T12:29:00Z" w16du:dateUtc="2026-02-23T20:29:00Z"/>
-        </w:rPr>
-      </w:pPr>
-    </w:p>
-    <w:p>
-      <w:pPr>
-        <w:pStyle w:val="BodyText"/>
-        <w:rPr>
-          <w:ins w:id="296" w:author="Jessie Li" w:date="2026-02-23T12:29:00Z" w16du:dateUtc="2026-02-23T20:29:00Z"/>
-        </w:rPr>
-      </w:pPr>
-    </w:p>
-    <w:p>
-      <w:pPr>
-        <w:pStyle w:val="BodyText"/>
-        <w:rPr>
-          <w:del w:id="297" w:author="Eugene Ho" w:date="2026-03-10T15:58:00Z" w16du:dateUtc="2026-03-10T22:58:00Z"/>
-          <w:lang w:eastAsia="zh-CN"/>
-        </w:rPr>
-      </w:pPr>
-      <w:del w:id="298" w:author="Eugene Ho" w:date="2026-03-10T15:58:00Z" w16du:dateUtc="2026-03-10T22:58:00Z">
-        <w:r>
-          <w:delText>Power of Attorney</w:delText>
-        </w:r>
-      </w:del>
-      <w:ins w:id="299" w:author="Jessie Li" w:date="2026-02-23T13:38:00Z" w16du:dateUtc="2026-02-23T21:38:00Z">
-        <w:del w:id="300" w:author="Eugene Ho" w:date="2026-03-10T15:58:00Z" w16du:dateUtc="2026-03-10T22:58:00Z">
-          <w:r>
-            <w:rPr>
-              <w:rFonts w:hint="eastAsia"/>
-              <w:lang w:eastAsia="zh-CN"/>
-            </w:rPr>
-            <w:delText xml:space="preserve"> 2</w:delText>
-          </w:r>
-        </w:del>
-      </w:ins>
-    </w:p>
-    <w:p>
-      <w:pPr>
-        <w:pStyle w:val="BodyText"/>
-        <w:ind w:firstLine="0"/>
-      </w:pPr>
-      <w:del w:id="301" w:author="Jessie Li" w:date="2026-02-23T12:31:00Z" w16du:dateUtc="2026-02-23T20:31:00Z">
-        <w:r>
-          <w:rPr>
-            <w:noProof/>
-          </w:rPr>
-          <w:drawing>
-            <wp:anchor distT="0" distB="0" distL="114300" distR="114300" simplePos="0" relativeHeight="251658244" behindDoc="0" locked="0" layoutInCell="1" allowOverlap="1" wp14:anchorId="105CC259" wp14:editId="3FB58825">
-              <wp:simplePos x="0" y="0"/>
-              <wp:positionH relativeFrom="column">
-                <wp:posOffset>480882</wp:posOffset>
-              </wp:positionH>
-              <wp:positionV relativeFrom="paragraph">
-                <wp:posOffset>169138</wp:posOffset>
-              </wp:positionV>
-              <wp:extent cx="4743450" cy="2975610"/>
-              <wp:effectExtent l="0" t="0" r="0" b="0"/>
-              <wp:wrapSquare wrapText="bothSides"/>
-              <wp:docPr id="1517359478" name="Picture 13"/>
-              <wp:cNvGraphicFramePr>
-                <a:graphicFrameLocks xmlns:a="http://schemas.openxmlformats.org/drawingml/2006/main" noChangeAspect="1"/>
-              </wp:cNvGraphicFramePr>
-              <a:graphic xmlns:a="http://schemas.openxmlformats.org/drawingml/2006/main">
-                <a:graphicData uri="http://schemas.openxmlformats.org/drawingml/2006/picture">
-                  <pic:pic xmlns:pic="http://schemas.openxmlformats.org/drawingml/2006/picture">
-                    <pic:nvPicPr>
-                      <pic:cNvPr id="0" name="Picture 27"/>
-                      <pic:cNvPicPr>
-                        <a:picLocks noChangeAspect="1" noChangeArrowheads="1"/>
-                      </pic:cNvPicPr>
-                    </pic:nvPicPr>
-                    <pic:blipFill>
-                      <a:blip r:embed="rId14" cstate="print">
-                        <a:extLst>
-                          <a:ext uri="{28A0092B-C50C-407E-A947-70E740481C1C}">
-                            <a14:useLocalDpi xmlns:a14="http://schemas.microsoft.com/office/drawing/2010/main" val="0"/>
-                          </a:ext>
-                        </a:extLst>
-                      </a:blip>
-                      <a:srcRect/>
-                      <a:stretch>
-                        <a:fillRect/>
-                      </a:stretch>
-                    </pic:blipFill>
-                    <pic:spPr bwMode="auto">
-                      <a:xfrm>
-                        <a:off x="0" y="0"/>
-                        <a:ext cx="4743450" cy="2975610"/>
-                      </a:xfrm>
-                      <a:prstGeom prst="rect">
-                        <a:avLst/>
-                      </a:prstGeom>
-                      <a:noFill/>
-                      <a:ln>
-                        <a:noFill/>
-                      </a:ln>
-                    </pic:spPr>
-                  </pic:pic>
-                </a:graphicData>
-              </a:graphic>
-              <wp14:sizeRelH relativeFrom="margin">
-                <wp14:pctWidth>0</wp14:pctWidth>
-              </wp14:sizeRelH>
-              <wp14:sizeRelV relativeFrom="margin">
-                <wp14:pctHeight>0</wp14:pctHeight>
-              </wp14:sizeRelV>
-            </wp:anchor>
-          </w:drawing>
-        </w:r>
-      </w:del>
-      <w:ins w:id="302" w:author="Jessie Li" w:date="2026-02-23T12:31:00Z" w16du:dateUtc="2026-02-23T20:31:00Z">
-        <w:r>
-          <w:rPr>
-            <w:noProof/>
-          </w:rPr>
-          <w:t xml:space="preserve"> </w:t>
-        </w:r>
-      </w:ins>
+                    </a:ln>
+                  </pic:spPr>
+                </pic:pic>
+              </a:graphicData>
+            </a:graphic>
+            <wp14:sizeRelH relativeFrom="margin">
+              <wp14:pctWidth>0</wp14:pctWidth>
+            </wp14:sizeRelH>
+            <wp14:sizeRelV relativeFrom="margin">
+              <wp14:pctHeight>0</wp14:pctHeight>
+            </wp14:sizeRelV>
+          </wp:anchor>
+        </w:drawing>
+      </w:r>
     </w:p>
     <w:p>
       <w:pPr>
@@ -2461,500 +2189,14 @@
       <w:pPr>
         <w:pStyle w:val="BodyText"/>
         <w:ind w:left="720"/>
+        <w:rPr/>
       </w:pPr>
     </w:p>
     <w:p>
       <w:pPr>
         <w:pStyle w:val="BodyText"/>
         <w:ind w:left="720"/>
-      </w:pPr>
-    </w:p>
-    <w:p>
-      <w:pPr>
-        <w:pStyle w:val="BodyText"/>
-        <w:ind w:left="720"/>
-      </w:pPr>
-    </w:p>
-    <w:p>
-      <w:pPr>
-        <w:pStyle w:val="BodyText"/>
-        <w:ind w:left="720"/>
-      </w:pPr>
-      <w:ins w:id="303" w:author="Eugene Ho" w:date="2026-03-10T16:00:00Z" w16du:dateUtc="2026-03-10T23:00:00Z">
-        <w:r>
-          <w:rPr>
-            <w:noProof/>
-          </w:rPr>
-          <w:lastRenderedPageBreak/>
-          <w:drawing>
-            <wp:anchor distT="0" distB="0" distL="114300" distR="114300" simplePos="0" relativeHeight="251661320" behindDoc="0" locked="0" layoutInCell="1" allowOverlap="1" wp14:anchorId="25F8733A" wp14:editId="000BCBD4">
-              <wp:simplePos x="0" y="0"/>
-              <wp:positionH relativeFrom="column">
-                <wp:posOffset>238125</wp:posOffset>
-              </wp:positionH>
-              <wp:positionV relativeFrom="paragraph">
-                <wp:posOffset>0</wp:posOffset>
-              </wp:positionV>
-              <wp:extent cx="2677160" cy="3571875"/>
-              <wp:effectExtent l="0" t="0" r="8890" b="9525"/>
-              <wp:wrapThrough wrapText="bothSides">
-                <wp:wrapPolygon edited="0">
-                  <wp:start x="0" y="0"/>
-                  <wp:lineTo x="0" y="21542"/>
-                  <wp:lineTo x="21518" y="21542"/>
-                  <wp:lineTo x="21518" y="0"/>
-                  <wp:lineTo x="0" y="0"/>
-                </wp:wrapPolygon>
-              </wp:wrapThrough>
-              <wp:docPr id="320045238" name="Picture 9"/>
-              <wp:cNvGraphicFramePr>
-                <a:graphicFrameLocks xmlns:a="http://schemas.openxmlformats.org/drawingml/2006/main" noChangeAspect="1"/>
-              </wp:cNvGraphicFramePr>
-              <a:graphic xmlns:a="http://schemas.openxmlformats.org/drawingml/2006/main">
-                <a:graphicData uri="http://schemas.openxmlformats.org/drawingml/2006/picture">
-                  <pic:pic xmlns:pic="http://schemas.openxmlformats.org/drawingml/2006/picture">
-                    <pic:nvPicPr>
-                      <pic:cNvPr id="0" name="Picture 4"/>
-                      <pic:cNvPicPr>
-                        <a:picLocks noChangeAspect="1" noChangeArrowheads="1"/>
-                      </pic:cNvPicPr>
-                    </pic:nvPicPr>
-                    <pic:blipFill>
-                      <a:blip r:embed="rId15" cstate="print">
-                        <a:extLst>
-                          <a:ext uri="{28A0092B-C50C-407E-A947-70E740481C1C}">
-                            <a14:useLocalDpi xmlns:a14="http://schemas.microsoft.com/office/drawing/2010/main" val="0"/>
-                          </a:ext>
-                        </a:extLst>
-                      </a:blip>
-                      <a:srcRect/>
-                      <a:stretch>
-                        <a:fillRect/>
-                      </a:stretch>
-                    </pic:blipFill>
-                    <pic:spPr bwMode="auto">
-                      <a:xfrm>
-                        <a:off x="0" y="0"/>
-                        <a:ext cx="2677160" cy="3571875"/>
-                      </a:xfrm>
-                      <a:prstGeom prst="rect">
-                        <a:avLst/>
-                      </a:prstGeom>
-                      <a:noFill/>
-                      <a:ln>
-                        <a:noFill/>
-                      </a:ln>
-                    </pic:spPr>
-                  </pic:pic>
-                </a:graphicData>
-              </a:graphic>
-              <wp14:sizeRelH relativeFrom="margin">
-                <wp14:pctWidth>0</wp14:pctWidth>
-              </wp14:sizeRelH>
-              <wp14:sizeRelV relativeFrom="margin">
-                <wp14:pctHeight>0</wp14:pctHeight>
-              </wp14:sizeRelV>
-            </wp:anchor>
-          </w:drawing>
-        </w:r>
-      </w:ins>
-    </w:p>
-    <w:p>
-      <w:pPr>
-        <w:pStyle w:val="BodyText"/>
-        <w:ind w:left="720"/>
-      </w:pPr>
-      <w:ins w:id="304" w:author="Jessie Li" w:date="2026-03-02T14:03:00Z" w16du:dateUtc="2026-03-02T22:03:00Z">
-        <w:del w:id="305" w:author="Eugene Ho" w:date="2026-03-10T16:00:00Z" w16du:dateUtc="2026-03-10T23:00:00Z">
-          <w:r>
-            <w:rPr>
-              <w:noProof/>
-            </w:rPr>
-            <w:drawing>
-              <wp:anchor distT="0" distB="0" distL="114300" distR="114300" simplePos="0" relativeHeight="251659272" behindDoc="0" locked="0" layoutInCell="1" allowOverlap="1" wp14:anchorId="5F5EA74F" wp14:editId="305028B7">
-                <wp:simplePos x="0" y="0"/>
-                <wp:positionH relativeFrom="column">
-                  <wp:posOffset>57150</wp:posOffset>
-                </wp:positionH>
-                <wp:positionV relativeFrom="paragraph">
-                  <wp:posOffset>0</wp:posOffset>
-                </wp:positionV>
-                <wp:extent cx="2910840" cy="3762375"/>
-                <wp:effectExtent l="0" t="0" r="3810" b="9525"/>
-                <wp:wrapSquare wrapText="bothSides"/>
-                <wp:docPr id="204728372" name="Picture 1"/>
-                <wp:cNvGraphicFramePr>
-                  <a:graphicFrameLocks xmlns:a="http://schemas.openxmlformats.org/drawingml/2006/main" noChangeAspect="1"/>
-                </wp:cNvGraphicFramePr>
-                <a:graphic xmlns:a="http://schemas.openxmlformats.org/drawingml/2006/main">
-                  <a:graphicData uri="http://schemas.openxmlformats.org/drawingml/2006/picture">
-                    <pic:pic xmlns:pic="http://schemas.openxmlformats.org/drawingml/2006/picture">
-                      <pic:nvPicPr>
-                        <pic:cNvPr id="204728372" name=""/>
-                        <pic:cNvPicPr/>
-                      </pic:nvPicPr>
-                      <pic:blipFill>
-                        <a:blip r:embed="rId16">
-                          <a:extLst>
-                            <a:ext uri="{28A0092B-C50C-407E-A947-70E740481C1C}">
-                              <a14:useLocalDpi xmlns:a14="http://schemas.microsoft.com/office/drawing/2010/main" val="0"/>
-                            </a:ext>
-                          </a:extLst>
-                        </a:blip>
-                        <a:stretch>
-                          <a:fillRect/>
-                        </a:stretch>
-                      </pic:blipFill>
-                      <pic:spPr>
-                        <a:xfrm>
-                          <a:off x="0" y="0"/>
-                          <a:ext cx="2910840" cy="3762375"/>
-                        </a:xfrm>
-                        <a:prstGeom prst="rect">
-                          <a:avLst/>
-                        </a:prstGeom>
-                      </pic:spPr>
-                    </pic:pic>
-                  </a:graphicData>
-                </a:graphic>
-                <wp14:sizeRelH relativeFrom="margin">
-                  <wp14:pctWidth>0</wp14:pctWidth>
-                </wp14:sizeRelH>
-                <wp14:sizeRelV relativeFrom="margin">
-                  <wp14:pctHeight>0</wp14:pctHeight>
-                </wp14:sizeRelV>
-              </wp:anchor>
-            </w:drawing>
-          </w:r>
-        </w:del>
-      </w:ins>
-    </w:p>
-    <w:p>
-      <w:pPr>
-        <w:pStyle w:val="BodyText"/>
-        <w:ind w:left="720"/>
-      </w:pPr>
-    </w:p>
-    <w:p>
-      <w:pPr>
-        <w:pStyle w:val="BodyText"/>
-        <w:ind w:left="720"/>
-      </w:pPr>
-    </w:p>
-    <w:p>
-      <w:pPr>
-        <w:pStyle w:val="BodyText"/>
-        <w:ind w:left="720"/>
-      </w:pPr>
-    </w:p>
-    <w:p>
-      <w:pPr>
-        <w:pStyle w:val="BodyText"/>
-        <w:ind w:left="720"/>
-      </w:pPr>
-      <w:r>
-        <w:t>Intended Mother</w:t>
-      </w:r>
-    </w:p>
-    <w:p>
-      <w:pPr>
-        <w:pStyle w:val="BodyText"/>
-        <w:ind w:firstLine="0"/>
-      </w:pPr>
-    </w:p>
-    <w:p>
-      <w:pPr>
-        <w:pStyle w:val="BodyText"/>
-        <w:ind w:firstLine="0"/>
-      </w:pPr>
-      <w:del w:id="306" w:author="Jessie Li" w:date="2026-02-23T12:30:00Z" w16du:dateUtc="2026-02-23T20:30:00Z">
-        <w:r>
-          <w:rPr>
-            <w:noProof/>
-          </w:rPr>
-          <w:drawing>
-            <wp:anchor distT="0" distB="0" distL="114300" distR="114300" simplePos="0" relativeHeight="251658245" behindDoc="0" locked="0" layoutInCell="1" allowOverlap="1" wp14:anchorId="07F47657" wp14:editId="5E3C4DA4">
-              <wp:simplePos x="0" y="0"/>
-              <wp:positionH relativeFrom="column">
-                <wp:posOffset>374687</wp:posOffset>
-              </wp:positionH>
-              <wp:positionV relativeFrom="paragraph">
-                <wp:posOffset>140698</wp:posOffset>
-              </wp:positionV>
-              <wp:extent cx="4899660" cy="2985770"/>
-              <wp:effectExtent l="0" t="0" r="0" b="5080"/>
-              <wp:wrapSquare wrapText="bothSides"/>
-              <wp:docPr id="1629603019" name="Picture 15"/>
-              <wp:cNvGraphicFramePr>
-                <a:graphicFrameLocks xmlns:a="http://schemas.openxmlformats.org/drawingml/2006/main" noChangeAspect="1"/>
-              </wp:cNvGraphicFramePr>
-              <a:graphic xmlns:a="http://schemas.openxmlformats.org/drawingml/2006/main">
-                <a:graphicData uri="http://schemas.openxmlformats.org/drawingml/2006/picture">
-                  <pic:pic xmlns:pic="http://schemas.openxmlformats.org/drawingml/2006/picture">
-                    <pic:nvPicPr>
-                      <pic:cNvPr id="0" name="Picture 34"/>
-                      <pic:cNvPicPr>
-                        <a:picLocks noChangeAspect="1" noChangeArrowheads="1"/>
-                      </pic:cNvPicPr>
-                    </pic:nvPicPr>
-                    <pic:blipFill>
-                      <a:blip r:embed="rId17" cstate="print">
-                        <a:extLst>
-                          <a:ext uri="{28A0092B-C50C-407E-A947-70E740481C1C}">
-                            <a14:useLocalDpi xmlns:a14="http://schemas.microsoft.com/office/drawing/2010/main" val="0"/>
-                          </a:ext>
-                        </a:extLst>
-                      </a:blip>
-                      <a:srcRect/>
-                      <a:stretch>
-                        <a:fillRect/>
-                      </a:stretch>
-                    </pic:blipFill>
-                    <pic:spPr bwMode="auto">
-                      <a:xfrm>
-                        <a:off x="0" y="0"/>
-                        <a:ext cx="4899660" cy="2985770"/>
-                      </a:xfrm>
-                      <a:prstGeom prst="rect">
-                        <a:avLst/>
-                      </a:prstGeom>
-                      <a:noFill/>
-                      <a:ln>
-                        <a:noFill/>
-                      </a:ln>
-                    </pic:spPr>
-                  </pic:pic>
-                </a:graphicData>
-              </a:graphic>
-              <wp14:sizeRelH relativeFrom="margin">
-                <wp14:pctWidth>0</wp14:pctWidth>
-              </wp14:sizeRelH>
-              <wp14:sizeRelV relativeFrom="margin">
-                <wp14:pctHeight>0</wp14:pctHeight>
-              </wp14:sizeRelV>
-            </wp:anchor>
-          </w:drawing>
-        </w:r>
-      </w:del>
-      <w:ins w:id="307" w:author="Jessie Li" w:date="2026-02-23T12:30:00Z" w16du:dateUtc="2026-02-23T20:30:00Z">
-        <w:r>
-          <w:rPr>
-            <w:noProof/>
-          </w:rPr>
-          <w:t xml:space="preserve"> </w:t>
-        </w:r>
-      </w:ins>
-    </w:p>
-    <w:p>
-      <w:pPr>
-        <w:pStyle w:val="BodyText"/>
-        <w:ind w:firstLine="0"/>
-      </w:pPr>
-    </w:p>
-    <w:p>
-      <w:pPr>
-        <w:pStyle w:val="BodyText"/>
-        <w:ind w:firstLine="0"/>
-      </w:pPr>
-    </w:p>
-    <w:p>
-      <w:pPr>
-        <w:pStyle w:val="BodyText"/>
-      </w:pPr>
-    </w:p>
-    <w:p>
-      <w:pPr>
-        <w:pStyle w:val="BodyText"/>
-        <w:ind w:firstLine="0"/>
-      </w:pPr>
-    </w:p>
-    <w:p>
-      <w:pPr>
-        <w:pStyle w:val="BodyText"/>
-      </w:pPr>
-    </w:p>
-    <w:p>
-      <w:pPr>
-        <w:pStyle w:val="BodyText"/>
-      </w:pPr>
-    </w:p>
-    <w:p>
-      <w:pPr>
-        <w:pStyle w:val="BodyText"/>
-      </w:pPr>
-      <w:ins w:id="308" w:author="Jessie Li" w:date="2026-02-23T12:30:00Z" w16du:dateUtc="2026-02-23T20:30:00Z">
-        <w:del w:id="309" w:author="Eugene Ho" w:date="2026-03-10T16:01:00Z" w16du:dateUtc="2026-03-10T23:01:00Z">
-          <w:r>
-            <w:rPr>
-              <w:noProof/>
-            </w:rPr>
-            <w:drawing>
-              <wp:anchor distT="0" distB="0" distL="114300" distR="114300" simplePos="0" relativeHeight="251658248" behindDoc="0" locked="0" layoutInCell="1" allowOverlap="1" wp14:anchorId="42ECB1F7" wp14:editId="334C8655">
-                <wp:simplePos x="0" y="0"/>
-                <wp:positionH relativeFrom="column">
-                  <wp:posOffset>190500</wp:posOffset>
-                </wp:positionH>
-                <wp:positionV relativeFrom="paragraph">
-                  <wp:posOffset>9525</wp:posOffset>
-                </wp:positionV>
-                <wp:extent cx="2800350" cy="3903345"/>
-                <wp:effectExtent l="0" t="0" r="0" b="1905"/>
-                <wp:wrapSquare wrapText="bothSides"/>
-                <wp:docPr id="507073489" name="Picture 1"/>
-                <wp:cNvGraphicFramePr>
-                  <a:graphicFrameLocks xmlns:a="http://schemas.openxmlformats.org/drawingml/2006/main" noChangeAspect="1"/>
-                </wp:cNvGraphicFramePr>
-                <a:graphic xmlns:a="http://schemas.openxmlformats.org/drawingml/2006/main">
-                  <a:graphicData uri="http://schemas.openxmlformats.org/drawingml/2006/picture">
-                    <pic:pic xmlns:pic="http://schemas.openxmlformats.org/drawingml/2006/picture">
-                      <pic:nvPicPr>
-                        <pic:cNvPr id="507073489" name=""/>
-                        <pic:cNvPicPr/>
-                      </pic:nvPicPr>
-                      <pic:blipFill>
-                        <a:blip r:embed="rId18">
-                          <a:extLst>
-                            <a:ext uri="{28A0092B-C50C-407E-A947-70E740481C1C}">
-                              <a14:useLocalDpi xmlns:a14="http://schemas.microsoft.com/office/drawing/2010/main" val="0"/>
-                            </a:ext>
-                          </a:extLst>
-                        </a:blip>
-                        <a:stretch>
-                          <a:fillRect/>
-                        </a:stretch>
-                      </pic:blipFill>
-                      <pic:spPr>
-                        <a:xfrm>
-                          <a:off x="0" y="0"/>
-                          <a:ext cx="2800350" cy="3903345"/>
-                        </a:xfrm>
-                        <a:prstGeom prst="rect">
-                          <a:avLst/>
-                        </a:prstGeom>
-                      </pic:spPr>
-                    </pic:pic>
-                  </a:graphicData>
-                </a:graphic>
-                <wp14:sizeRelH relativeFrom="margin">
-                  <wp14:pctWidth>0</wp14:pctWidth>
-                </wp14:sizeRelH>
-                <wp14:sizeRelV relativeFrom="margin">
-                  <wp14:pctHeight>0</wp14:pctHeight>
-                </wp14:sizeRelV>
-              </wp:anchor>
-            </w:drawing>
-          </w:r>
-        </w:del>
-      </w:ins>
-    </w:p>
-    <w:p>
-      <w:pPr>
-        <w:pStyle w:val="BodyText"/>
-      </w:pPr>
-      <w:ins w:id="310" w:author="Eugene Ho" w:date="2026-03-10T16:01:00Z" w16du:dateUtc="2026-03-10T23:01:00Z">
-        <w:r>
-          <w:rPr>
-            <w:noProof/>
-          </w:rPr>
-          <w:drawing>
-            <wp:anchor distT="0" distB="0" distL="114300" distR="114300" simplePos="0" relativeHeight="251662344" behindDoc="0" locked="0" layoutInCell="1" allowOverlap="1" wp14:anchorId="0FADF521" wp14:editId="2C96340A">
-              <wp:simplePos x="0" y="0"/>
-              <wp:positionH relativeFrom="column">
-                <wp:posOffset>238125</wp:posOffset>
-              </wp:positionH>
-              <wp:positionV relativeFrom="paragraph">
-                <wp:posOffset>72390</wp:posOffset>
-              </wp:positionV>
-              <wp:extent cx="2686050" cy="3582035"/>
-              <wp:effectExtent l="0" t="0" r="0" b="0"/>
-              <wp:wrapThrough wrapText="bothSides">
-                <wp:wrapPolygon edited="0">
-                  <wp:start x="0" y="0"/>
-                  <wp:lineTo x="0" y="21481"/>
-                  <wp:lineTo x="21447" y="21481"/>
-                  <wp:lineTo x="21447" y="0"/>
-                  <wp:lineTo x="0" y="0"/>
-                </wp:wrapPolygon>
-              </wp:wrapThrough>
-              <wp:docPr id="1812573267" name="Picture 10"/>
-              <wp:cNvGraphicFramePr>
-                <a:graphicFrameLocks xmlns:a="http://schemas.openxmlformats.org/drawingml/2006/main" noChangeAspect="1"/>
-              </wp:cNvGraphicFramePr>
-              <a:graphic xmlns:a="http://schemas.openxmlformats.org/drawingml/2006/main">
-                <a:graphicData uri="http://schemas.openxmlformats.org/drawingml/2006/picture">
-                  <pic:pic xmlns:pic="http://schemas.openxmlformats.org/drawingml/2006/picture">
-                    <pic:nvPicPr>
-                      <pic:cNvPr id="0" name="Picture 5"/>
-                      <pic:cNvPicPr>
-                        <a:picLocks noChangeAspect="1" noChangeArrowheads="1"/>
-                      </pic:cNvPicPr>
-                    </pic:nvPicPr>
-                    <pic:blipFill>
-                      <a:blip r:embed="rId19" cstate="print">
-                        <a:extLst>
-                          <a:ext uri="{28A0092B-C50C-407E-A947-70E740481C1C}">
-                            <a14:useLocalDpi xmlns:a14="http://schemas.microsoft.com/office/drawing/2010/main" val="0"/>
-                          </a:ext>
-                        </a:extLst>
-                      </a:blip>
-                      <a:srcRect/>
-                      <a:stretch>
-                        <a:fillRect/>
-                      </a:stretch>
-                    </pic:blipFill>
-                    <pic:spPr bwMode="auto">
-                      <a:xfrm>
-                        <a:off x="0" y="0"/>
-                        <a:ext cx="2686050" cy="3582035"/>
-                      </a:xfrm>
-                      <a:prstGeom prst="rect">
-                        <a:avLst/>
-                      </a:prstGeom>
-                      <a:noFill/>
-                      <a:ln>
-                        <a:noFill/>
-                      </a:ln>
-                    </pic:spPr>
-                  </pic:pic>
-                </a:graphicData>
-              </a:graphic>
-              <wp14:sizeRelH relativeFrom="margin">
-                <wp14:pctWidth>0</wp14:pctWidth>
-              </wp14:sizeRelH>
-              <wp14:sizeRelV relativeFrom="margin">
-                <wp14:pctHeight>0</wp14:pctHeight>
-              </wp14:sizeRelV>
-            </wp:anchor>
-          </w:drawing>
-        </w:r>
-      </w:ins>
-    </w:p>
-    <w:p>
-      <w:pPr>
-        <w:pStyle w:val="BodyText"/>
-      </w:pPr>
-    </w:p>
-    <w:p>
-      <w:pPr>
-        <w:pStyle w:val="BodyText"/>
-      </w:pPr>
-    </w:p>
-    <w:p>
-      <w:pPr>
-        <w:pStyle w:val="BodyText"/>
-        <w:ind w:left="720"/>
-        <w:rPr>
-          <w:ins w:id="311" w:author="Jessie Li" w:date="2026-02-23T12:30:00Z" w16du:dateUtc="2026-02-23T20:30:00Z"/>
-        </w:rPr>
-      </w:pPr>
-    </w:p>
-    <w:p>
-      <w:pPr>
-        <w:pStyle w:val="BodyText"/>
-        <w:ind w:left="720"/>
-        <w:rPr>
-          <w:ins w:id="312" w:author="Jessie Li" w:date="2026-02-23T12:30:00Z" w16du:dateUtc="2026-02-23T20:30:00Z"/>
-        </w:rPr>
+        <w:rPr/>
       </w:pPr>
     </w:p>
     <w:p>

--- a/poa_template_2ip_1agent.docx
+++ b/poa_template_2ip_1agent.docx
@@ -737,7 +737,6 @@
           <w:tab w:val="left" w:pos="3886"/>
           <w:tab w:val="left" w:pos="7470"/>
         </w:tabs>
-        <w:spacing w:line="480" w:lineRule="auto"/>
         <w:ind w:firstLine="0"/>
         <w:jc w:val="both"/>
       </w:pPr>
@@ -757,7 +756,6 @@
           <w:tab w:val="left" w:pos="3886"/>
           <w:tab w:val="left" w:pos="7470"/>
         </w:tabs>
-        <w:spacing w:line="480" w:lineRule="auto"/>
         <w:ind w:firstLine="0"/>
         <w:jc w:val="both"/>
         <w:rPr>
@@ -765,6 +763,48 @@
           <w:u w:val="single"/>
         </w:rPr>
       </w:pPr>
+      <w:r>
+        <w:rPr>
+          <w:szCs w:val="24"/>
+          <w:u w:val="single"/>
+        </w:rPr>
+        <w:tab/>
+      </w:r>
+      <w:r>
+        <w:rPr>
+          <w:szCs w:val="24"/>
+          <w:u w:val="single"/>
+        </w:rPr>
+        <w:tab/>
+      </w:r>
+      <w:r>
+        <w:rPr>
+          <w:szCs w:val="24"/>
+          <w:u w:val="single"/>
+        </w:rPr>
+        <w:tab/>
+      </w:r>
+      <w:r>
+        <w:rPr>
+          <w:szCs w:val="24"/>
+          <w:u w:val="single"/>
+        </w:rPr>
+        <w:tab/>
+      </w:r>
+      <w:r>
+        <w:rPr>
+          <w:szCs w:val="24"/>
+          <w:u w:val="single"/>
+        </w:rPr>
+        <w:tab/>
+      </w:r>
+      <w:r>
+        <w:rPr>
+          <w:szCs w:val="24"/>
+          <w:u w:val="single"/>
+        </w:rPr>
+        <w:tab/>
+      </w:r>
     </w:p>
     <w:p>
       <w:pPr>

--- a/poa_template_2ip_1agent.docx
+++ b/poa_template_2ip_1agent.docx
@@ -750,58 +750,51 @@
     <w:p>
       <w:pPr>
         <w:pStyle w:val="BodyText"/>
-        <w:tabs>
-          <w:tab w:val="left" w:pos="640"/>
-          <w:tab w:val="left" w:pos="1775"/>
-          <w:tab w:val="left" w:pos="3886"/>
-          <w:tab w:val="left" w:pos="7470"/>
-        </w:tabs>
         <w:ind w:firstLine="0"/>
-        <w:jc w:val="both"/>
-        <w:rPr>
+        <w:rPr>
+          <w:rFonts w:eastAsia="Times New Roman"/>
           <w:szCs w:val="24"/>
-          <w:u w:val="single"/>
-        </w:rPr>
-      </w:pPr>
-      <w:r>
-        <w:rPr>
+        </w:rPr>
+      </w:pPr>
+      <w:r>
+        <w:rPr>
+          <w:rFonts w:eastAsia="Times New Roman"/>
           <w:szCs w:val="24"/>
-          <w:u w:val="single"/>
         </w:rPr>
         <w:tab/>
       </w:r>
       <w:r>
         <w:rPr>
+          <w:rFonts w:eastAsia="Times New Roman"/>
           <w:szCs w:val="24"/>
-          <w:u w:val="single"/>
         </w:rPr>
         <w:tab/>
       </w:r>
       <w:r>
         <w:rPr>
+          <w:rFonts w:eastAsia="Times New Roman"/>
           <w:szCs w:val="24"/>
-          <w:u w:val="single"/>
         </w:rPr>
         <w:tab/>
       </w:r>
       <w:r>
         <w:rPr>
+          <w:rFonts w:eastAsia="Times New Roman"/>
           <w:szCs w:val="24"/>
-          <w:u w:val="single"/>
         </w:rPr>
         <w:tab/>
       </w:r>
       <w:r>
         <w:rPr>
+          <w:rFonts w:eastAsia="Times New Roman"/>
           <w:szCs w:val="24"/>
-          <w:u w:val="single"/>
         </w:rPr>
         <w:tab/>
       </w:r>
       <w:r>
         <w:rPr>
+          <w:rFonts w:eastAsia="Times New Roman"/>
           <w:szCs w:val="24"/>
-          <w:u w:val="single"/>
         </w:rPr>
         <w:tab/>
       </w:r>

--- a/poa_template_2ip_1agent.docx
+++ b/poa_template_2ip_1agent.docx
@@ -798,6 +798,41 @@
         </w:rPr>
         <w:tab/>
       </w:r>
+      <w:r>
+        <w:rPr>
+          <w:szCs w:val="24"/>
+          <w:u w:val="single"/>
+        </w:rPr>
+        <w:tab/>
+      </w:r>
+      <w:r>
+        <w:rPr>
+          <w:szCs w:val="24"/>
+          <w:u w:val="single"/>
+        </w:rPr>
+        <w:tab/>
+      </w:r>
+      <w:r>
+        <w:rPr>
+          <w:szCs w:val="24"/>
+          <w:u w:val="single"/>
+        </w:rPr>
+        <w:tab/>
+      </w:r>
+      <w:r>
+        <w:rPr>
+          <w:szCs w:val="24"/>
+          <w:u w:val="single"/>
+        </w:rPr>
+        <w:tab/>
+      </w:r>
+      <w:r>
+        <w:rPr>
+          <w:szCs w:val="24"/>
+          <w:u w:val="single"/>
+        </w:rPr>
+        <w:tab/>
+      </w:r>
     </w:p>
     <w:p>
       <w:pPr>
@@ -1665,184 +1700,6 @@
     <w:p>
       <w:pPr>
         <w:pStyle w:val="BodyText"/>
-        <w:ind w:firstLine="0"/>
-        <w:rPr/>
-      </w:pPr>
-    </w:p>
-    <w:p>
-      <w:pPr>
-        <w:pStyle w:val="BodyText"/>
-        <w:rPr/>
-      </w:pPr>
-    </w:p>
-    <w:p>
-      <w:pPr>
-        <w:pStyle w:val="BodyText"/>
-        <w:rPr/>
-      </w:pPr>
-    </w:p>
-    <w:p>
-      <w:pPr>
-        <w:pStyle w:val="BodyText"/>
-        <w:rPr/>
-      </w:pPr>
-    </w:p>
-    <w:p>
-      <w:pPr>
-        <w:pStyle w:val="BodyText"/>
-        <w:rPr/>
-      </w:pPr>
-    </w:p>
-    <w:p>
-      <w:pPr>
-        <w:pStyle w:val="BodyText"/>
-        <w:rPr/>
-      </w:pPr>
-    </w:p>
-    <w:p>
-      <w:pPr>
-        <w:pStyle w:val="BodyText"/>
-        <w:rPr/>
-      </w:pPr>
-    </w:p>
-    <w:p>
-      <w:pPr>
-        <w:pStyle w:val="BodyText"/>
-        <w:rPr/>
-      </w:pPr>
-    </w:p>
-    <w:p>
-      <w:pPr>
-        <w:pStyle w:val="BodyText"/>
-        <w:rPr/>
-      </w:pPr>
-    </w:p>
-    <w:p>
-      <w:pPr>
-        <w:pStyle w:val="BodyText"/>
-        <w:rPr/>
-      </w:pPr>
-    </w:p>
-    <w:p>
-      <w:pPr>
-        <w:pStyle w:val="BodyText"/>
-        <w:rPr/>
-      </w:pPr>
-    </w:p>
-    <w:p>
-      <w:pPr>
-        <w:pStyle w:val="BodyText"/>
-        <w:rPr/>
-      </w:pPr>
-    </w:p>
-    <w:p>
-      <w:pPr>
-        <w:pStyle w:val="BodyText"/>
-        <w:rPr/>
-      </w:pPr>
-    </w:p>
-    <w:p>
-      <w:pPr>
-        <w:pStyle w:val="BodyText"/>
-        <w:ind w:firstLine="0"/>
-        <w:rPr/>
-      </w:pPr>
-    </w:p>
-    <w:p>
-      <w:pPr>
-        <w:pStyle w:val="BodyText"/>
-        <w:ind w:firstLine="0"/>
-        <w:rPr/>
-      </w:pPr>
-    </w:p>
-    <w:p>
-      <w:pPr>
-        <w:pStyle w:val="BodyText"/>
-        <w:ind w:firstLine="0"/>
-        <w:rPr/>
-      </w:pPr>
-    </w:p>
-    <w:p>
-      <w:pPr>
-        <w:pStyle w:val="BodyText"/>
-        <w:rPr/>
-      </w:pPr>
-    </w:p>
-    <w:p>
-      <w:pPr>
-        <w:pStyle w:val="BodyText"/>
-        <w:rPr/>
-      </w:pPr>
-    </w:p>
-    <w:p>
-      <w:pPr>
-        <w:pStyle w:val="BodyText"/>
-        <w:rPr/>
-      </w:pPr>
-    </w:p>
-    <w:p>
-      <w:pPr>
-        <w:pStyle w:val="BodyText"/>
-        <w:rPr/>
-      </w:pPr>
-    </w:p>
-    <w:p>
-      <w:pPr>
-        <w:pStyle w:val="BodyText"/>
-        <w:rPr/>
-      </w:pPr>
-    </w:p>
-    <w:p>
-      <w:pPr>
-        <w:pStyle w:val="BodyText"/>
-        <w:rPr/>
-      </w:pPr>
-    </w:p>
-    <w:p>
-      <w:pPr>
-        <w:pStyle w:val="BodyText"/>
-        <w:rPr/>
-      </w:pPr>
-    </w:p>
-    <w:p>
-      <w:pPr>
-        <w:pStyle w:val="BodyText"/>
-        <w:rPr/>
-      </w:pPr>
-    </w:p>
-    <w:p>
-      <w:pPr>
-        <w:pStyle w:val="BodyText"/>
-        <w:rPr/>
-      </w:pPr>
-    </w:p>
-    <w:p>
-      <w:pPr>
-        <w:pStyle w:val="BodyText"/>
-        <w:rPr/>
-      </w:pPr>
-    </w:p>
-    <w:p>
-      <w:pPr>
-        <w:pStyle w:val="BodyText"/>
-        <w:rPr/>
-      </w:pPr>
-    </w:p>
-    <w:p>
-      <w:pPr>
-        <w:pStyle w:val="BodyText"/>
-        <w:rPr/>
-      </w:pPr>
-    </w:p>
-    <w:p>
-      <w:pPr>
-        <w:pStyle w:val="BodyText"/>
-        <w:rPr/>
-      </w:pPr>
-    </w:p>
-    <w:p>
-      <w:pPr>
-        <w:pStyle w:val="BodyText"/>
         <w:rPr>
           <w:lang w:eastAsia="zh-CN"/>
         </w:rPr>
@@ -2044,30 +1901,6 @@
         <w:pStyle w:val="BodyText"/>
         <w:ind w:left="720"/>
       </w:pPr>
-    </w:p>
-    <w:p>
-      <w:pPr>
-        <w:pStyle w:val="BodyText"/>
-        <w:ind w:left="720"/>
-      </w:pPr>
-    </w:p>
-    <w:p>
-      <w:pPr>
-        <w:pStyle w:val="BodyText"/>
-        <w:ind w:left="720"/>
-      </w:pPr>
-    </w:p>
-    <w:p>
-      <w:pPr>
-        <w:pStyle w:val="BodyText"/>
-        <w:ind w:left="720"/>
-      </w:pPr>
-    </w:p>
-    <w:p>
-      <w:pPr>
-        <w:pStyle w:val="BodyText"/>
-        <w:ind w:left="720"/>
-      </w:pPr>
       <w:r>
         <w:t>Intended Mother</w:t>
       </w:r>
@@ -2207,30 +2040,6 @@
           </wp:anchor>
         </w:drawing>
       </w:r>
-    </w:p>
-    <w:p>
-      <w:pPr>
-        <w:pStyle w:val="BodyText"/>
-      </w:pPr>
-    </w:p>
-    <w:p>
-      <w:pPr>
-        <w:pStyle w:val="BodyText"/>
-      </w:pPr>
-    </w:p>
-    <w:p>
-      <w:pPr>
-        <w:pStyle w:val="BodyText"/>
-        <w:ind w:left="720"/>
-        <w:rPr/>
-      </w:pPr>
-    </w:p>
-    <w:p>
-      <w:pPr>
-        <w:pStyle w:val="BodyText"/>
-        <w:ind w:left="720"/>
-        <w:rPr/>
-      </w:pPr>
     </w:p>
     <w:p>
       <w:pPr>

--- a/poa_template_2ip_1agent.docx
+++ b/poa_template_2ip_1agent.docx
@@ -1066,17 +1066,9 @@
         <mc:AlternateContent>
           <mc:Choice Requires="wps">
             <w:drawing>
-              <wp:anchor distT="45720" distB="45720" distL="114300" distR="114300" simplePos="0" relativeHeight="251658240" behindDoc="0" locked="0" layoutInCell="1" allowOverlap="1" wp14:anchorId="2394900A" wp14:editId="2C11EA7C">
-                <wp:simplePos x="0" y="0"/>
-                <wp:positionH relativeFrom="margin">
-                  <wp:align>center</wp:align>
-                </wp:positionH>
-                <wp:positionV relativeFrom="paragraph">
-                  <wp:posOffset>311150</wp:posOffset>
-                </wp:positionV>
+              <wp:inline distT="0" distB="0" distL="114300" distR="114300">
                 <wp:extent cx="5699760" cy="769620"/>
                 <wp:effectExtent l="0" t="0" r="15240" b="23495"/>
-                <wp:wrapSquare wrapText="bothSides"/>
                 <wp:docPr id="711675931" name="Text Box 5"/>
                 <wp:cNvGraphicFramePr>
                   <a:graphicFrameLocks xmlns:a="http://schemas.openxmlformats.org/drawingml/2006/main" noChangeAspect="1"/>
@@ -1132,13 +1124,7 @@
                     </wps:wsp>
                   </a:graphicData>
                 </a:graphic>
-                <wp14:sizeRelH relativeFrom="margin">
-                  <wp14:pctWidth>0</wp14:pctWidth>
-                </wp14:sizeRelH>
-                <wp14:sizeRelV relativeFrom="margin">
-                  <wp14:pctHeight>20000</wp14:pctHeight>
-                </wp14:sizeRelV>
-              </wp:anchor>
+              </wp:inline>
             </w:drawing>
           </mc:Choice>
           <mc:Fallback>
@@ -1626,25 +1612,9 @@
         </w:rPr>
         <w:lastRenderedPageBreak/>
         <w:drawing>
-          <wp:anchor distT="0" distB="0" distL="114300" distR="114300" simplePos="0" relativeHeight="251660296" behindDoc="0" locked="0" layoutInCell="1" allowOverlap="1" wp14:anchorId="6F466496" wp14:editId="00C6F6E5">
-            <wp:simplePos x="0" y="0"/>
-            <wp:positionH relativeFrom="column">
-              <wp:posOffset>476250</wp:posOffset>
-            </wp:positionH>
-            <wp:positionV relativeFrom="paragraph">
-              <wp:posOffset>0</wp:posOffset>
-            </wp:positionV>
+          <wp:inline distT="0" distB="0" distL="114300" distR="114300">
             <wp:extent cx="5342255" cy="3333750"/>
             <wp:effectExtent l="0" t="0" r="0" b="0"/>
-            <wp:wrapThrough wrapText="bothSides">
-              <wp:wrapPolygon edited="0">
-                <wp:start x="0" y="0"/>
-                <wp:lineTo x="0" y="21477"/>
-                <wp:lineTo x="21490" y="21477"/>
-                <wp:lineTo x="21490" y="0"/>
-                <wp:lineTo x="0" y="0"/>
-              </wp:wrapPolygon>
-            </wp:wrapThrough>
             <wp:docPr id="1770408617" name="Picture 8"/>
             <wp:cNvGraphicFramePr>
               <a:graphicFrameLocks xmlns:a="http://schemas.openxmlformats.org/drawingml/2006/main" noChangeAspect="1"/>
@@ -1687,13 +1657,7 @@
                 </pic:pic>
               </a:graphicData>
             </a:graphic>
-            <wp14:sizeRelH relativeFrom="margin">
-              <wp14:pctWidth>0</wp14:pctWidth>
-            </wp14:sizeRelH>
-            <wp14:sizeRelV relativeFrom="margin">
-              <wp14:pctHeight>0</wp14:pctHeight>
-            </wp14:sizeRelV>
-          </wp:anchor>
+          </wp:inline>
         </w:drawing>
       </w:r>
     </w:p>
@@ -1825,25 +1789,9 @@
         </w:rPr>
         <w:lastRenderedPageBreak/>
         <w:drawing>
-          <wp:anchor distT="0" distB="0" distL="114300" distR="114300" simplePos="0" relativeHeight="251661320" behindDoc="0" locked="0" layoutInCell="1" allowOverlap="1" wp14:anchorId="25F8733A" wp14:editId="000BCBD4">
-            <wp:simplePos x="0" y="0"/>
-            <wp:positionH relativeFrom="column">
-              <wp:posOffset>238125</wp:posOffset>
-            </wp:positionH>
-            <wp:positionV relativeFrom="paragraph">
-              <wp:posOffset>0</wp:posOffset>
-            </wp:positionV>
+          <wp:inline distT="0" distB="0" distL="114300" distR="114300">
             <wp:extent cx="2677160" cy="3571875"/>
             <wp:effectExtent l="0" t="0" r="8890" b="9525"/>
-            <wp:wrapThrough wrapText="bothSides">
-              <wp:wrapPolygon edited="0">
-                <wp:start x="0" y="0"/>
-                <wp:lineTo x="0" y="21542"/>
-                <wp:lineTo x="21518" y="21542"/>
-                <wp:lineTo x="21518" y="0"/>
-                <wp:lineTo x="0" y="0"/>
-              </wp:wrapPolygon>
-            </wp:wrapThrough>
             <wp:docPr id="320045238" name="Picture 9"/>
             <wp:cNvGraphicFramePr>
               <a:graphicFrameLocks xmlns:a="http://schemas.openxmlformats.org/drawingml/2006/main" noChangeAspect="1"/>
@@ -1886,13 +1834,7 @@
                 </pic:pic>
               </a:graphicData>
             </a:graphic>
-            <wp14:sizeRelH relativeFrom="margin">
-              <wp14:pctWidth>0</wp14:pctWidth>
-            </wp14:sizeRelH>
-            <wp14:sizeRelV relativeFrom="margin">
-              <wp14:pctHeight>0</wp14:pctHeight>
-            </wp14:sizeRelV>
-          </wp:anchor>
+          </wp:inline>
         </w:drawing>
       </w:r>
     </w:p>
@@ -1970,25 +1912,9 @@
           <w:noProof/>
         </w:rPr>
         <w:drawing>
-          <wp:anchor distT="0" distB="0" distL="114300" distR="114300" simplePos="0" relativeHeight="251662344" behindDoc="0" locked="0" layoutInCell="1" allowOverlap="1" wp14:anchorId="0FADF521" wp14:editId="2C96340A">
-            <wp:simplePos x="0" y="0"/>
-            <wp:positionH relativeFrom="column">
-              <wp:posOffset>238125</wp:posOffset>
-            </wp:positionH>
-            <wp:positionV relativeFrom="paragraph">
-              <wp:posOffset>72390</wp:posOffset>
-            </wp:positionV>
+          <wp:inline distT="0" distB="0" distL="114300" distR="114300">
             <wp:extent cx="2686050" cy="3582035"/>
             <wp:effectExtent l="0" t="0" r="0" b="0"/>
-            <wp:wrapThrough wrapText="bothSides">
-              <wp:wrapPolygon edited="0">
-                <wp:start x="0" y="0"/>
-                <wp:lineTo x="0" y="21481"/>
-                <wp:lineTo x="21447" y="21481"/>
-                <wp:lineTo x="21447" y="0"/>
-                <wp:lineTo x="0" y="0"/>
-              </wp:wrapPolygon>
-            </wp:wrapThrough>
             <wp:docPr id="1812573267" name="Picture 10"/>
             <wp:cNvGraphicFramePr>
               <a:graphicFrameLocks xmlns:a="http://schemas.openxmlformats.org/drawingml/2006/main" noChangeAspect="1"/>
@@ -2031,13 +1957,7 @@
                 </pic:pic>
               </a:graphicData>
             </a:graphic>
-            <wp14:sizeRelH relativeFrom="margin">
-              <wp14:pctWidth>0</wp14:pctWidth>
-            </wp14:sizeRelH>
-            <wp14:sizeRelV relativeFrom="margin">
-              <wp14:pctHeight>0</wp14:pctHeight>
-            </wp14:sizeRelV>
-          </wp:anchor>
+          </wp:inline>
         </w:drawing>
       </w:r>
     </w:p>

--- a/poa_template_2ip_1agent.docx
+++ b/poa_template_2ip_1agent.docx
@@ -1594,12 +1594,9 @@
         <w:pStyle w:val="BodyText"/>
         <w:ind w:left="3600"/>
       </w:pPr>
-    </w:p>
-    <w:p>
-      <w:pPr>
-        <w:pStyle w:val="BodyText"/>
-        <w:ind w:firstLine="0"/>
-      </w:pPr>
+      <w:r>
+        <w:br w:type="page"/>
+      </w:r>
     </w:p>
     <w:p>
       <w:pPr>
@@ -1681,102 +1678,9 @@
         <w:pStyle w:val="BodyText"/>
         <w:rPr/>
       </w:pPr>
-    </w:p>
-    <w:p>
-      <w:pPr>
-        <w:pStyle w:val="BodyText"/>
-        <w:rPr/>
-      </w:pPr>
-    </w:p>
-    <w:p>
-      <w:pPr>
-        <w:pStyle w:val="BodyText"/>
-        <w:rPr/>
-      </w:pPr>
-    </w:p>
-    <w:p>
-      <w:pPr>
-        <w:pStyle w:val="BodyText"/>
-        <w:rPr/>
-      </w:pPr>
-    </w:p>
-    <w:p>
-      <w:pPr>
-        <w:pStyle w:val="BodyText"/>
-        <w:rPr/>
-      </w:pPr>
-    </w:p>
-    <w:p>
-      <w:pPr>
-        <w:pStyle w:val="BodyText"/>
-        <w:rPr/>
-      </w:pPr>
-    </w:p>
-    <w:p>
-      <w:pPr>
-        <w:pStyle w:val="BodyText"/>
-        <w:rPr/>
-      </w:pPr>
-    </w:p>
-    <w:p>
-      <w:pPr>
-        <w:pStyle w:val="BodyText"/>
-        <w:rPr/>
-      </w:pPr>
-    </w:p>
-    <w:p>
-      <w:pPr>
-        <w:pStyle w:val="BodyText"/>
-        <w:rPr/>
-      </w:pPr>
-    </w:p>
-    <w:p>
-      <w:pPr>
-        <w:pStyle w:val="BodyText"/>
-        <w:rPr>
-          <w:lang w:eastAsia="zh-CN"/>
-        </w:rPr>
-      </w:pPr>
-    </w:p>
-    <w:p>
-      <w:pPr>
-        <w:pStyle w:val="BodyText"/>
-        <w:ind w:firstLine="0"/>
-      </w:pPr>
-      <w:r>
-        <w:rPr>
-          <w:noProof/>
-        </w:rPr>
-        <w:t xml:space="preserve"> </w:t>
-      </w:r>
-    </w:p>
-    <w:p>
-      <w:pPr>
-        <w:pStyle w:val="BodyText"/>
-      </w:pPr>
-    </w:p>
-    <w:p>
-      <w:pPr>
-        <w:pStyle w:val="BodyText"/>
-      </w:pPr>
-    </w:p>
-    <w:p>
-      <w:pPr>
-        <w:pStyle w:val="BodyText"/>
-        <w:ind w:left="720"/>
-      </w:pPr>
-    </w:p>
-    <w:p>
-      <w:pPr>
-        <w:pStyle w:val="BodyText"/>
-        <w:ind w:left="720"/>
-      </w:pPr>
-    </w:p>
-    <w:p>
-      <w:pPr>
-        <w:pStyle w:val="BodyText"/>
-        <w:ind w:left="720"/>
-      </w:pPr>
+      <w:r>
+        <w:br w:type="page"/>
+      </w:r>
     </w:p>
     <w:p>
       <w:pPr>
@@ -1852,56 +1756,9 @@
         <w:pStyle w:val="BodyText"/>
         <w:ind w:firstLine="0"/>
       </w:pPr>
-    </w:p>
-    <w:p>
-      <w:pPr>
-        <w:pStyle w:val="BodyText"/>
-        <w:ind w:firstLine="0"/>
-      </w:pPr>
-      <w:r>
-        <w:rPr>
-          <w:noProof/>
-        </w:rPr>
-        <w:t xml:space="preserve"> </w:t>
-      </w:r>
-    </w:p>
-    <w:p>
-      <w:pPr>
-        <w:pStyle w:val="BodyText"/>
-        <w:ind w:firstLine="0"/>
-      </w:pPr>
-    </w:p>
-    <w:p>
-      <w:pPr>
-        <w:pStyle w:val="BodyText"/>
-        <w:ind w:firstLine="0"/>
-      </w:pPr>
-    </w:p>
-    <w:p>
-      <w:pPr>
-        <w:pStyle w:val="BodyText"/>
-      </w:pPr>
-    </w:p>
-    <w:p>
-      <w:pPr>
-        <w:pStyle w:val="BodyText"/>
-        <w:ind w:firstLine="0"/>
-      </w:pPr>
-    </w:p>
-    <w:p>
-      <w:pPr>
-        <w:pStyle w:val="BodyText"/>
-      </w:pPr>
-    </w:p>
-    <w:p>
-      <w:pPr>
-        <w:pStyle w:val="BodyText"/>
-      </w:pPr>
-    </w:p>
-    <w:p>
-      <w:pPr>
-        <w:pStyle w:val="BodyText"/>
-      </w:pPr>
+      <w:r>
+        <w:br w:type="page"/>
+      </w:r>
     </w:p>
     <w:p>
       <w:pPr>

--- a/poa_template_2ip_1agent.docx
+++ b/poa_template_2ip_1agent.docx
@@ -1066,9 +1066,17 @@
         <mc:AlternateContent>
           <mc:Choice Requires="wps">
             <w:drawing>
-              <wp:inline distT="0" distB="0" distL="114300" distR="114300">
+              <wp:anchor distT="45720" distB="45720" distL="114300" distR="114300" simplePos="0" relativeHeight="251658240" behindDoc="0" locked="0" layoutInCell="1" allowOverlap="1" wp14:anchorId="2394900A" wp14:editId="2C11EA7C">
+                <wp:simplePos x="0" y="0"/>
+                <wp:positionH relativeFrom="margin">
+                  <wp:align>center</wp:align>
+                </wp:positionH>
+                <wp:positionV relativeFrom="paragraph">
+                  <wp:posOffset>311150</wp:posOffset>
+                </wp:positionV>
                 <wp:extent cx="5699760" cy="769620"/>
                 <wp:effectExtent l="0" t="0" r="15240" b="23495"/>
+                <wp:wrapSquare wrapText="bothSides"/>
                 <wp:docPr id="711675931" name="Text Box 5"/>
                 <wp:cNvGraphicFramePr>
                   <a:graphicFrameLocks xmlns:a="http://schemas.openxmlformats.org/drawingml/2006/main" noChangeAspect="1"/>
@@ -1124,7 +1132,13 @@
                     </wps:wsp>
                   </a:graphicData>
                 </a:graphic>
-              </wp:inline>
+                <wp14:sizeRelH relativeFrom="margin">
+                  <wp14:pctWidth>0</wp14:pctWidth>
+                </wp14:sizeRelH>
+                <wp14:sizeRelV relativeFrom="margin">
+                  <wp14:pctHeight>20000</wp14:pctHeight>
+                </wp14:sizeRelV>
+              </wp:anchor>
             </w:drawing>
           </mc:Choice>
           <mc:Fallback>

--- a/poa_template_2ip_1agent.docx
+++ b/poa_template_2ip_1agent.docx
@@ -1608,9 +1608,12 @@
         <w:pStyle w:val="BodyText"/>
         <w:ind w:left="3600"/>
       </w:pPr>
-      <w:r>
-        <w:br w:type="page"/>
-      </w:r>
+    </w:p>
+    <w:p>
+      <w:pPr>
+        <w:pStyle w:val="BodyText"/>
+        <w:ind w:firstLine="0"/>
+      </w:pPr>
     </w:p>
     <w:p>
       <w:pPr>
@@ -1623,9 +1626,25 @@
         </w:rPr>
         <w:lastRenderedPageBreak/>
         <w:drawing>
-          <wp:inline distT="0" distB="0" distL="114300" distR="114300">
+          <wp:anchor distT="0" distB="0" distL="114300" distR="114300" simplePos="0" relativeHeight="251660296" behindDoc="0" locked="0" layoutInCell="1" allowOverlap="1" wp14:anchorId="6F466496" wp14:editId="00C6F6E5">
+            <wp:simplePos x="0" y="0"/>
+            <wp:positionH relativeFrom="column">
+              <wp:posOffset>476250</wp:posOffset>
+            </wp:positionH>
+            <wp:positionV relativeFrom="paragraph">
+              <wp:posOffset>0</wp:posOffset>
+            </wp:positionV>
             <wp:extent cx="5342255" cy="3333750"/>
             <wp:effectExtent l="0" t="0" r="0" b="0"/>
+            <wp:wrapThrough wrapText="bothSides">
+              <wp:wrapPolygon edited="0">
+                <wp:start x="0" y="0"/>
+                <wp:lineTo x="0" y="21477"/>
+                <wp:lineTo x="21490" y="21477"/>
+                <wp:lineTo x="21490" y="0"/>
+                <wp:lineTo x="0" y="0"/>
+              </wp:wrapPolygon>
+            </wp:wrapThrough>
             <wp:docPr id="1770408617" name="Picture 8"/>
             <wp:cNvGraphicFramePr>
               <a:graphicFrameLocks xmlns:a="http://schemas.openxmlformats.org/drawingml/2006/main" noChangeAspect="1"/>
@@ -1668,9 +1687,193 @@
                 </pic:pic>
               </a:graphicData>
             </a:graphic>
-          </wp:inline>
+            <wp14:sizeRelH relativeFrom="margin">
+              <wp14:pctWidth>0</wp14:pctWidth>
+            </wp14:sizeRelH>
+            <wp14:sizeRelV relativeFrom="margin">
+              <wp14:pctHeight>0</wp14:pctHeight>
+            </wp14:sizeRelV>
+          </wp:anchor>
         </w:drawing>
       </w:r>
+    </w:p>
+    <w:p>
+      <w:pPr>
+        <w:pStyle w:val="BodyText"/>
+        <w:ind w:firstLine="0"/>
+        <w:rPr/>
+      </w:pPr>
+    </w:p>
+    <w:p>
+      <w:pPr>
+        <w:pStyle w:val="BodyText"/>
+        <w:rPr/>
+      </w:pPr>
+    </w:p>
+    <w:p>
+      <w:pPr>
+        <w:pStyle w:val="BodyText"/>
+        <w:rPr/>
+      </w:pPr>
+    </w:p>
+    <w:p>
+      <w:pPr>
+        <w:pStyle w:val="BodyText"/>
+        <w:rPr/>
+      </w:pPr>
+    </w:p>
+    <w:p>
+      <w:pPr>
+        <w:pStyle w:val="BodyText"/>
+        <w:rPr/>
+      </w:pPr>
+    </w:p>
+    <w:p>
+      <w:pPr>
+        <w:pStyle w:val="BodyText"/>
+        <w:rPr/>
+      </w:pPr>
+    </w:p>
+    <w:p>
+      <w:pPr>
+        <w:pStyle w:val="BodyText"/>
+        <w:rPr/>
+      </w:pPr>
+    </w:p>
+    <w:p>
+      <w:pPr>
+        <w:pStyle w:val="BodyText"/>
+        <w:rPr/>
+      </w:pPr>
+    </w:p>
+    <w:p>
+      <w:pPr>
+        <w:pStyle w:val="BodyText"/>
+        <w:rPr/>
+      </w:pPr>
+    </w:p>
+    <w:p>
+      <w:pPr>
+        <w:pStyle w:val="BodyText"/>
+        <w:rPr/>
+      </w:pPr>
+    </w:p>
+    <w:p>
+      <w:pPr>
+        <w:pStyle w:val="BodyText"/>
+        <w:rPr/>
+      </w:pPr>
+    </w:p>
+    <w:p>
+      <w:pPr>
+        <w:pStyle w:val="BodyText"/>
+        <w:rPr/>
+      </w:pPr>
+    </w:p>
+    <w:p>
+      <w:pPr>
+        <w:pStyle w:val="BodyText"/>
+        <w:rPr/>
+      </w:pPr>
+    </w:p>
+    <w:p>
+      <w:pPr>
+        <w:pStyle w:val="BodyText"/>
+        <w:ind w:firstLine="0"/>
+        <w:rPr/>
+      </w:pPr>
+    </w:p>
+    <w:p>
+      <w:pPr>
+        <w:pStyle w:val="BodyText"/>
+        <w:ind w:firstLine="0"/>
+        <w:rPr/>
+      </w:pPr>
+    </w:p>
+    <w:p>
+      <w:pPr>
+        <w:pStyle w:val="BodyText"/>
+        <w:ind w:firstLine="0"/>
+        <w:rPr/>
+      </w:pPr>
+    </w:p>
+    <w:p>
+      <w:pPr>
+        <w:pStyle w:val="BodyText"/>
+        <w:rPr/>
+      </w:pPr>
+    </w:p>
+    <w:p>
+      <w:pPr>
+        <w:pStyle w:val="BodyText"/>
+        <w:rPr/>
+      </w:pPr>
+    </w:p>
+    <w:p>
+      <w:pPr>
+        <w:pStyle w:val="BodyText"/>
+        <w:rPr/>
+      </w:pPr>
+    </w:p>
+    <w:p>
+      <w:pPr>
+        <w:pStyle w:val="BodyText"/>
+        <w:rPr/>
+      </w:pPr>
+    </w:p>
+    <w:p>
+      <w:pPr>
+        <w:pStyle w:val="BodyText"/>
+        <w:rPr/>
+      </w:pPr>
+    </w:p>
+    <w:p>
+      <w:pPr>
+        <w:pStyle w:val="BodyText"/>
+        <w:rPr/>
+      </w:pPr>
+    </w:p>
+    <w:p>
+      <w:pPr>
+        <w:pStyle w:val="BodyText"/>
+        <w:rPr/>
+      </w:pPr>
+    </w:p>
+    <w:p>
+      <w:pPr>
+        <w:pStyle w:val="BodyText"/>
+        <w:rPr/>
+      </w:pPr>
+    </w:p>
+    <w:p>
+      <w:pPr>
+        <w:pStyle w:val="BodyText"/>
+        <w:rPr/>
+      </w:pPr>
+    </w:p>
+    <w:p>
+      <w:pPr>
+        <w:pStyle w:val="BodyText"/>
+        <w:rPr/>
+      </w:pPr>
+    </w:p>
+    <w:p>
+      <w:pPr>
+        <w:pStyle w:val="BodyText"/>
+        <w:rPr/>
+      </w:pPr>
+    </w:p>
+    <w:p>
+      <w:pPr>
+        <w:pStyle w:val="BodyText"/>
+        <w:rPr/>
+      </w:pPr>
+    </w:p>
+    <w:p>
+      <w:pPr>
+        <w:pStyle w:val="BodyText"/>
+        <w:rPr/>
+      </w:pPr>
     </w:p>
     <w:p>
       <w:pPr>
@@ -1692,9 +1895,102 @@
         <w:pStyle w:val="BodyText"/>
         <w:rPr/>
       </w:pPr>
-      <w:r>
-        <w:br w:type="page"/>
-      </w:r>
+    </w:p>
+    <w:p>
+      <w:pPr>
+        <w:pStyle w:val="BodyText"/>
+        <w:rPr/>
+      </w:pPr>
+    </w:p>
+    <w:p>
+      <w:pPr>
+        <w:pStyle w:val="BodyText"/>
+        <w:rPr/>
+      </w:pPr>
+    </w:p>
+    <w:p>
+      <w:pPr>
+        <w:pStyle w:val="BodyText"/>
+        <w:rPr/>
+      </w:pPr>
+    </w:p>
+    <w:p>
+      <w:pPr>
+        <w:pStyle w:val="BodyText"/>
+        <w:rPr/>
+      </w:pPr>
+    </w:p>
+    <w:p>
+      <w:pPr>
+        <w:pStyle w:val="BodyText"/>
+        <w:rPr/>
+      </w:pPr>
+    </w:p>
+    <w:p>
+      <w:pPr>
+        <w:pStyle w:val="BodyText"/>
+        <w:rPr/>
+      </w:pPr>
+    </w:p>
+    <w:p>
+      <w:pPr>
+        <w:pStyle w:val="BodyText"/>
+        <w:rPr/>
+      </w:pPr>
+    </w:p>
+    <w:p>
+      <w:pPr>
+        <w:pStyle w:val="BodyText"/>
+        <w:rPr/>
+      </w:pPr>
+    </w:p>
+    <w:p>
+      <w:pPr>
+        <w:pStyle w:val="BodyText"/>
+        <w:rPr>
+          <w:lang w:eastAsia="zh-CN"/>
+        </w:rPr>
+      </w:pPr>
+    </w:p>
+    <w:p>
+      <w:pPr>
+        <w:pStyle w:val="BodyText"/>
+        <w:ind w:firstLine="0"/>
+      </w:pPr>
+      <w:r>
+        <w:rPr>
+          <w:noProof/>
+        </w:rPr>
+        <w:t xml:space="preserve"> </w:t>
+      </w:r>
+    </w:p>
+    <w:p>
+      <w:pPr>
+        <w:pStyle w:val="BodyText"/>
+      </w:pPr>
+    </w:p>
+    <w:p>
+      <w:pPr>
+        <w:pStyle w:val="BodyText"/>
+      </w:pPr>
+    </w:p>
+    <w:p>
+      <w:pPr>
+        <w:pStyle w:val="BodyText"/>
+        <w:ind w:left="720"/>
+      </w:pPr>
+    </w:p>
+    <w:p>
+      <w:pPr>
+        <w:pStyle w:val="BodyText"/>
+        <w:ind w:left="720"/>
+      </w:pPr>
+    </w:p>
+    <w:p>
+      <w:pPr>
+        <w:pStyle w:val="BodyText"/>
+        <w:ind w:left="720"/>
+      </w:pPr>
     </w:p>
     <w:p>
       <w:pPr>
@@ -1707,9 +2003,25 @@
         </w:rPr>
         <w:lastRenderedPageBreak/>
         <w:drawing>
-          <wp:inline distT="0" distB="0" distL="114300" distR="114300">
+          <wp:anchor distT="0" distB="0" distL="114300" distR="114300" simplePos="0" relativeHeight="251661320" behindDoc="0" locked="0" layoutInCell="1" allowOverlap="1" wp14:anchorId="25F8733A" wp14:editId="000BCBD4">
+            <wp:simplePos x="0" y="0"/>
+            <wp:positionH relativeFrom="column">
+              <wp:posOffset>238125</wp:posOffset>
+            </wp:positionH>
+            <wp:positionV relativeFrom="paragraph">
+              <wp:posOffset>0</wp:posOffset>
+            </wp:positionV>
             <wp:extent cx="2677160" cy="3571875"/>
             <wp:effectExtent l="0" t="0" r="8890" b="9525"/>
+            <wp:wrapThrough wrapText="bothSides">
+              <wp:wrapPolygon edited="0">
+                <wp:start x="0" y="0"/>
+                <wp:lineTo x="0" y="21542"/>
+                <wp:lineTo x="21518" y="21542"/>
+                <wp:lineTo x="21518" y="0"/>
+                <wp:lineTo x="0" y="0"/>
+              </wp:wrapPolygon>
+            </wp:wrapThrough>
             <wp:docPr id="320045238" name="Picture 9"/>
             <wp:cNvGraphicFramePr>
               <a:graphicFrameLocks xmlns:a="http://schemas.openxmlformats.org/drawingml/2006/main" noChangeAspect="1"/>
@@ -1752,7 +2064,13 @@
                 </pic:pic>
               </a:graphicData>
             </a:graphic>
-          </wp:inline>
+            <wp14:sizeRelH relativeFrom="margin">
+              <wp14:pctWidth>0</wp14:pctWidth>
+            </wp14:sizeRelH>
+            <wp14:sizeRelV relativeFrom="margin">
+              <wp14:pctHeight>0</wp14:pctHeight>
+            </wp14:sizeRelV>
+          </wp:anchor>
         </w:drawing>
       </w:r>
     </w:p>
@@ -1761,6 +2079,30 @@
         <w:pStyle w:val="BodyText"/>
         <w:ind w:left="720"/>
       </w:pPr>
+    </w:p>
+    <w:p>
+      <w:pPr>
+        <w:pStyle w:val="BodyText"/>
+        <w:ind w:left="720"/>
+      </w:pPr>
+    </w:p>
+    <w:p>
+      <w:pPr>
+        <w:pStyle w:val="BodyText"/>
+        <w:ind w:left="720"/>
+      </w:pPr>
+    </w:p>
+    <w:p>
+      <w:pPr>
+        <w:pStyle w:val="BodyText"/>
+        <w:ind w:left="720"/>
+      </w:pPr>
+    </w:p>
+    <w:p>
+      <w:pPr>
+        <w:pStyle w:val="BodyText"/>
+        <w:ind w:left="720"/>
+      </w:pPr>
       <w:r>
         <w:t>Intended Mother</w:t>
       </w:r>
@@ -1770,22 +2112,85 @@
         <w:pStyle w:val="BodyText"/>
         <w:ind w:firstLine="0"/>
       </w:pPr>
-      <w:r>
-        <w:br w:type="page"/>
-      </w:r>
-    </w:p>
-    <w:p>
-      <w:pPr>
-        <w:pStyle w:val="BodyText"/>
+    </w:p>
+    <w:p>
+      <w:pPr>
+        <w:pStyle w:val="BodyText"/>
+        <w:ind w:firstLine="0"/>
       </w:pPr>
       <w:r>
         <w:rPr>
           <w:noProof/>
         </w:rPr>
+        <w:t xml:space="preserve"> </w:t>
+      </w:r>
+    </w:p>
+    <w:p>
+      <w:pPr>
+        <w:pStyle w:val="BodyText"/>
+        <w:ind w:firstLine="0"/>
+      </w:pPr>
+    </w:p>
+    <w:p>
+      <w:pPr>
+        <w:pStyle w:val="BodyText"/>
+        <w:ind w:firstLine="0"/>
+      </w:pPr>
+    </w:p>
+    <w:p>
+      <w:pPr>
+        <w:pStyle w:val="BodyText"/>
+      </w:pPr>
+    </w:p>
+    <w:p>
+      <w:pPr>
+        <w:pStyle w:val="BodyText"/>
+        <w:ind w:firstLine="0"/>
+      </w:pPr>
+    </w:p>
+    <w:p>
+      <w:pPr>
+        <w:pStyle w:val="BodyText"/>
+      </w:pPr>
+    </w:p>
+    <w:p>
+      <w:pPr>
+        <w:pStyle w:val="BodyText"/>
+      </w:pPr>
+    </w:p>
+    <w:p>
+      <w:pPr>
+        <w:pStyle w:val="BodyText"/>
+      </w:pPr>
+    </w:p>
+    <w:p>
+      <w:pPr>
+        <w:pStyle w:val="BodyText"/>
+      </w:pPr>
+      <w:r>
+        <w:rPr>
+          <w:noProof/>
+        </w:rPr>
         <w:drawing>
-          <wp:inline distT="0" distB="0" distL="114300" distR="114300">
+          <wp:anchor distT="0" distB="0" distL="114300" distR="114300" simplePos="0" relativeHeight="251662344" behindDoc="0" locked="0" layoutInCell="1" allowOverlap="1" wp14:anchorId="0FADF521" wp14:editId="2C96340A">
+            <wp:simplePos x="0" y="0"/>
+            <wp:positionH relativeFrom="column">
+              <wp:posOffset>238125</wp:posOffset>
+            </wp:positionH>
+            <wp:positionV relativeFrom="paragraph">
+              <wp:posOffset>72390</wp:posOffset>
+            </wp:positionV>
             <wp:extent cx="2686050" cy="3582035"/>
             <wp:effectExtent l="0" t="0" r="0" b="0"/>
+            <wp:wrapThrough wrapText="bothSides">
+              <wp:wrapPolygon edited="0">
+                <wp:start x="0" y="0"/>
+                <wp:lineTo x="0" y="21481"/>
+                <wp:lineTo x="21447" y="21481"/>
+                <wp:lineTo x="21447" y="0"/>
+                <wp:lineTo x="0" y="0"/>
+              </wp:wrapPolygon>
+            </wp:wrapThrough>
             <wp:docPr id="1812573267" name="Picture 10"/>
             <wp:cNvGraphicFramePr>
               <a:graphicFrameLocks xmlns:a="http://schemas.openxmlformats.org/drawingml/2006/main" noChangeAspect="1"/>
@@ -1828,9 +2233,39 @@
                 </pic:pic>
               </a:graphicData>
             </a:graphic>
-          </wp:inline>
+            <wp14:sizeRelH relativeFrom="margin">
+              <wp14:pctWidth>0</wp14:pctWidth>
+            </wp14:sizeRelH>
+            <wp14:sizeRelV relativeFrom="margin">
+              <wp14:pctHeight>0</wp14:pctHeight>
+            </wp14:sizeRelV>
+          </wp:anchor>
         </w:drawing>
       </w:r>
+    </w:p>
+    <w:p>
+      <w:pPr>
+        <w:pStyle w:val="BodyText"/>
+      </w:pPr>
+    </w:p>
+    <w:p>
+      <w:pPr>
+        <w:pStyle w:val="BodyText"/>
+      </w:pPr>
+    </w:p>
+    <w:p>
+      <w:pPr>
+        <w:pStyle w:val="BodyText"/>
+        <w:ind w:left="720"/>
+        <w:rPr/>
+      </w:pPr>
+    </w:p>
+    <w:p>
+      <w:pPr>
+        <w:pStyle w:val="BodyText"/>
+        <w:ind w:left="720"/>
+        <w:rPr/>
+      </w:pPr>
     </w:p>
     <w:p>
       <w:pPr>

--- a/poa_template_2ip_1agent.docx
+++ b/poa_template_2ip_1agent.docx
@@ -750,6 +750,12 @@
     <w:p>
       <w:pPr>
         <w:pStyle w:val="BodyText"/>
+        <w:ind w:left="3600"/>
+      </w:pPr>
+    </w:p>
+    <w:p>
+      <w:pPr>
+        <w:pStyle w:val="BodyText"/>
         <w:ind w:firstLine="0"/>
         <w:rPr>
           <w:rFonts w:eastAsia="Times New Roman"/>
@@ -833,12 +839,6 @@
         </w:rPr>
         <w:tab/>
       </w:r>
-    </w:p>
-    <w:p>
-      <w:pPr>
-        <w:pStyle w:val="BodyText"/>
-        <w:ind w:left="3600"/>
-      </w:pPr>
     </w:p>
     <w:p>
       <w:pPr>
@@ -1619,6 +1619,8 @@
       <w:pPr>
         <w:pStyle w:val="BodyText"/>
         <w:rPr/>
+        <w:jc w:val="center"/>
+        <w:pageBreakBefore/>
       </w:pPr>
       <w:r>
         <w:rPr>
@@ -1626,25 +1628,9 @@
         </w:rPr>
         <w:lastRenderedPageBreak/>
         <w:drawing>
-          <wp:anchor distT="0" distB="0" distL="114300" distR="114300" simplePos="0" relativeHeight="251660296" behindDoc="0" locked="0" layoutInCell="1" allowOverlap="1" wp14:anchorId="6F466496" wp14:editId="00C6F6E5">
-            <wp:simplePos x="0" y="0"/>
-            <wp:positionH relativeFrom="column">
-              <wp:posOffset>476250</wp:posOffset>
-            </wp:positionH>
-            <wp:positionV relativeFrom="paragraph">
-              <wp:posOffset>0</wp:posOffset>
-            </wp:positionV>
+          <wp:inline distT="0" distB="0" distL="0" distR="0">
             <wp:extent cx="5342255" cy="3333750"/>
             <wp:effectExtent l="0" t="0" r="0" b="0"/>
-            <wp:wrapThrough wrapText="bothSides">
-              <wp:wrapPolygon edited="0">
-                <wp:start x="0" y="0"/>
-                <wp:lineTo x="0" y="21477"/>
-                <wp:lineTo x="21490" y="21477"/>
-                <wp:lineTo x="21490" y="0"/>
-                <wp:lineTo x="0" y="0"/>
-              </wp:wrapPolygon>
-            </wp:wrapThrough>
             <wp:docPr id="1770408617" name="Picture 8"/>
             <wp:cNvGraphicFramePr>
               <a:graphicFrameLocks xmlns:a="http://schemas.openxmlformats.org/drawingml/2006/main" noChangeAspect="1"/>
@@ -1687,275 +1673,91 @@
                 </pic:pic>
               </a:graphicData>
             </a:graphic>
-            <wp14:sizeRelH relativeFrom="margin">
-              <wp14:pctWidth>0</wp14:pctWidth>
-            </wp14:sizeRelH>
-            <wp14:sizeRelV relativeFrom="margin">
-              <wp14:pctHeight>0</wp14:pctHeight>
-            </wp14:sizeRelV>
-          </wp:anchor>
+          </wp:inline>
         </w:drawing>
       </w:r>
+    </w:p>
+    <w:p>
+      <w:pPr>
+        <w:pStyle w:val="BodyText"/>
+        <w:rPr>
+          <w:lang w:eastAsia="zh-CN"/>
+        </w:rPr>
+      </w:pPr>
+      <w:r>
+        <w:rPr>
+          <w:rFonts w:hint="eastAsia"/>
+          <w:lang w:eastAsia="zh-CN"/>
+        </w:rPr>
+        <w:t>Power of Attorney</w:t>
+      </w:r>
+    </w:p>
+    <w:p>
+      <w:pPr>
+        <w:pStyle w:val="BodyText"/>
+        <w:rPr/>
+      </w:pPr>
+    </w:p>
+    <w:p>
+      <w:pPr>
+        <w:pStyle w:val="BodyText"/>
+        <w:rPr/>
+      </w:pPr>
+    </w:p>
+    <w:p>
+      <w:pPr>
+        <w:pStyle w:val="BodyText"/>
+        <w:rPr/>
+      </w:pPr>
+    </w:p>
+    <w:p>
+      <w:pPr>
+        <w:pStyle w:val="BodyText"/>
+        <w:rPr/>
+      </w:pPr>
+    </w:p>
+    <w:p>
+      <w:pPr>
+        <w:pStyle w:val="BodyText"/>
+        <w:rPr/>
+      </w:pPr>
+    </w:p>
+    <w:p>
+      <w:pPr>
+        <w:pStyle w:val="BodyText"/>
+        <w:rPr/>
+      </w:pPr>
+    </w:p>
+    <w:p>
+      <w:pPr>
+        <w:pStyle w:val="BodyText"/>
+        <w:rPr/>
+      </w:pPr>
+    </w:p>
+    <w:p>
+      <w:pPr>
+        <w:pStyle w:val="BodyText"/>
+        <w:rPr/>
+      </w:pPr>
+    </w:p>
+    <w:p>
+      <w:pPr>
+        <w:pStyle w:val="BodyText"/>
+        <w:rPr/>
+      </w:pPr>
+    </w:p>
+    <w:p>
+      <w:pPr>
+        <w:pStyle w:val="BodyText"/>
+        <w:rPr>
+          <w:lang w:eastAsia="zh-CN"/>
+        </w:rPr>
+      </w:pPr>
     </w:p>
     <w:p>
       <w:pPr>
         <w:pStyle w:val="BodyText"/>
         <w:ind w:firstLine="0"/>
-        <w:rPr/>
-      </w:pPr>
-    </w:p>
-    <w:p>
-      <w:pPr>
-        <w:pStyle w:val="BodyText"/>
-        <w:rPr/>
-      </w:pPr>
-    </w:p>
-    <w:p>
-      <w:pPr>
-        <w:pStyle w:val="BodyText"/>
-        <w:rPr/>
-      </w:pPr>
-    </w:p>
-    <w:p>
-      <w:pPr>
-        <w:pStyle w:val="BodyText"/>
-        <w:rPr/>
-      </w:pPr>
-    </w:p>
-    <w:p>
-      <w:pPr>
-        <w:pStyle w:val="BodyText"/>
-        <w:rPr/>
-      </w:pPr>
-    </w:p>
-    <w:p>
-      <w:pPr>
-        <w:pStyle w:val="BodyText"/>
-        <w:rPr/>
-      </w:pPr>
-    </w:p>
-    <w:p>
-      <w:pPr>
-        <w:pStyle w:val="BodyText"/>
-        <w:rPr/>
-      </w:pPr>
-    </w:p>
-    <w:p>
-      <w:pPr>
-        <w:pStyle w:val="BodyText"/>
-        <w:rPr/>
-      </w:pPr>
-    </w:p>
-    <w:p>
-      <w:pPr>
-        <w:pStyle w:val="BodyText"/>
-        <w:rPr/>
-      </w:pPr>
-    </w:p>
-    <w:p>
-      <w:pPr>
-        <w:pStyle w:val="BodyText"/>
-        <w:rPr/>
-      </w:pPr>
-    </w:p>
-    <w:p>
-      <w:pPr>
-        <w:pStyle w:val="BodyText"/>
-        <w:rPr/>
-      </w:pPr>
-    </w:p>
-    <w:p>
-      <w:pPr>
-        <w:pStyle w:val="BodyText"/>
-        <w:rPr/>
-      </w:pPr>
-    </w:p>
-    <w:p>
-      <w:pPr>
-        <w:pStyle w:val="BodyText"/>
-        <w:rPr/>
-      </w:pPr>
-    </w:p>
-    <w:p>
-      <w:pPr>
-        <w:pStyle w:val="BodyText"/>
-        <w:ind w:firstLine="0"/>
-        <w:rPr/>
-      </w:pPr>
-    </w:p>
-    <w:p>
-      <w:pPr>
-        <w:pStyle w:val="BodyText"/>
-        <w:ind w:firstLine="0"/>
-        <w:rPr/>
-      </w:pPr>
-    </w:p>
-    <w:p>
-      <w:pPr>
-        <w:pStyle w:val="BodyText"/>
-        <w:ind w:firstLine="0"/>
-        <w:rPr/>
-      </w:pPr>
-    </w:p>
-    <w:p>
-      <w:pPr>
-        <w:pStyle w:val="BodyText"/>
-        <w:rPr/>
-      </w:pPr>
-    </w:p>
-    <w:p>
-      <w:pPr>
-        <w:pStyle w:val="BodyText"/>
-        <w:rPr/>
-      </w:pPr>
-    </w:p>
-    <w:p>
-      <w:pPr>
-        <w:pStyle w:val="BodyText"/>
-        <w:rPr/>
-      </w:pPr>
-    </w:p>
-    <w:p>
-      <w:pPr>
-        <w:pStyle w:val="BodyText"/>
-        <w:rPr/>
-      </w:pPr>
-    </w:p>
-    <w:p>
-      <w:pPr>
-        <w:pStyle w:val="BodyText"/>
-        <w:rPr/>
-      </w:pPr>
-    </w:p>
-    <w:p>
-      <w:pPr>
-        <w:pStyle w:val="BodyText"/>
-        <w:rPr/>
-      </w:pPr>
-    </w:p>
-    <w:p>
-      <w:pPr>
-        <w:pStyle w:val="BodyText"/>
-        <w:rPr/>
-      </w:pPr>
-    </w:p>
-    <w:p>
-      <w:pPr>
-        <w:pStyle w:val="BodyText"/>
-        <w:rPr/>
-      </w:pPr>
-    </w:p>
-    <w:p>
-      <w:pPr>
-        <w:pStyle w:val="BodyText"/>
-        <w:rPr/>
-      </w:pPr>
-    </w:p>
-    <w:p>
-      <w:pPr>
-        <w:pStyle w:val="BodyText"/>
-        <w:rPr/>
-      </w:pPr>
-    </w:p>
-    <w:p>
-      <w:pPr>
-        <w:pStyle w:val="BodyText"/>
-        <w:rPr/>
-      </w:pPr>
-    </w:p>
-    <w:p>
-      <w:pPr>
-        <w:pStyle w:val="BodyText"/>
-        <w:rPr/>
-      </w:pPr>
-    </w:p>
-    <w:p>
-      <w:pPr>
-        <w:pStyle w:val="BodyText"/>
-        <w:rPr/>
-      </w:pPr>
-    </w:p>
-    <w:p>
-      <w:pPr>
-        <w:pStyle w:val="BodyText"/>
-        <w:rPr>
-          <w:lang w:eastAsia="zh-CN"/>
-        </w:rPr>
-      </w:pPr>
-      <w:r>
-        <w:rPr>
-          <w:rFonts w:hint="eastAsia"/>
-          <w:lang w:eastAsia="zh-CN"/>
-        </w:rPr>
-        <w:t>Power of Attorney</w:t>
-      </w:r>
-    </w:p>
-    <w:p>
-      <w:pPr>
-        <w:pStyle w:val="BodyText"/>
-        <w:rPr/>
-      </w:pPr>
-    </w:p>
-    <w:p>
-      <w:pPr>
-        <w:pStyle w:val="BodyText"/>
-        <w:rPr/>
-      </w:pPr>
-    </w:p>
-    <w:p>
-      <w:pPr>
-        <w:pStyle w:val="BodyText"/>
-        <w:rPr/>
-      </w:pPr>
-    </w:p>
-    <w:p>
-      <w:pPr>
-        <w:pStyle w:val="BodyText"/>
-        <w:rPr/>
-      </w:pPr>
-    </w:p>
-    <w:p>
-      <w:pPr>
-        <w:pStyle w:val="BodyText"/>
-        <w:rPr/>
-      </w:pPr>
-    </w:p>
-    <w:p>
-      <w:pPr>
-        <w:pStyle w:val="BodyText"/>
-        <w:rPr/>
-      </w:pPr>
-    </w:p>
-    <w:p>
-      <w:pPr>
-        <w:pStyle w:val="BodyText"/>
-        <w:rPr/>
-      </w:pPr>
-    </w:p>
-    <w:p>
-      <w:pPr>
-        <w:pStyle w:val="BodyText"/>
-        <w:rPr/>
-      </w:pPr>
-    </w:p>
-    <w:p>
-      <w:pPr>
-        <w:pStyle w:val="BodyText"/>
-        <w:rPr/>
-      </w:pPr>
-    </w:p>
-    <w:p>
-      <w:pPr>
-        <w:pStyle w:val="BodyText"/>
-        <w:rPr>
-          <w:lang w:eastAsia="zh-CN"/>
-        </w:rPr>
-      </w:pPr>
-    </w:p>
-    <w:p>
-      <w:pPr>
-        <w:pStyle w:val="BodyText"/>
-        <w:ind w:firstLine="0"/>
       </w:pPr>
       <w:r>
         <w:rPr>
@@ -1996,6 +1798,8 @@
       <w:pPr>
         <w:pStyle w:val="BodyText"/>
         <w:ind w:left="720"/>
+        <w:jc w:val="center"/>
+        <w:pageBreakBefore/>
       </w:pPr>
       <w:r>
         <w:rPr>
@@ -2003,25 +1807,9 @@
         </w:rPr>
         <w:lastRenderedPageBreak/>
         <w:drawing>
-          <wp:anchor distT="0" distB="0" distL="114300" distR="114300" simplePos="0" relativeHeight="251661320" behindDoc="0" locked="0" layoutInCell="1" allowOverlap="1" wp14:anchorId="25F8733A" wp14:editId="000BCBD4">
-            <wp:simplePos x="0" y="0"/>
-            <wp:positionH relativeFrom="column">
-              <wp:posOffset>238125</wp:posOffset>
-            </wp:positionH>
-            <wp:positionV relativeFrom="paragraph">
-              <wp:posOffset>0</wp:posOffset>
-            </wp:positionV>
-            <wp:extent cx="2677160" cy="3571875"/>
+          <wp:inline distT="0" distB="0" distL="0" distR="0">
+            <wp:extent cx="4115700" cy="5486400"/>
             <wp:effectExtent l="0" t="0" r="8890" b="9525"/>
-            <wp:wrapThrough wrapText="bothSides">
-              <wp:wrapPolygon edited="0">
-                <wp:start x="0" y="0"/>
-                <wp:lineTo x="0" y="21542"/>
-                <wp:lineTo x="21518" y="21542"/>
-                <wp:lineTo x="21518" y="0"/>
-                <wp:lineTo x="0" y="0"/>
-              </wp:wrapPolygon>
-            </wp:wrapThrough>
             <wp:docPr id="320045238" name="Picture 9"/>
             <wp:cNvGraphicFramePr>
               <a:graphicFrameLocks xmlns:a="http://schemas.openxmlformats.org/drawingml/2006/main" noChangeAspect="1"/>
@@ -2038,7 +1826,7 @@
                   <pic:blipFill>
                     <a:blip r:embed="rId15" cstate="print">
                       <a:extLst>
-                        <a:ext uri="{28A0092B-C50C-407E-A947-70E740481C1C}">
+                        <a:ext uri="{28A0092B-C50C-407E-A947-70E740481C1C}" cx="4115700" cy="5486400">
                           <a14:useLocalDpi xmlns:a14="http://schemas.microsoft.com/office/drawing/2010/main" val="0"/>
                         </a:ext>
                       </a:extLst>
@@ -2051,7 +1839,7 @@
                   <pic:spPr bwMode="auto">
                     <a:xfrm>
                       <a:off x="0" y="0"/>
-                      <a:ext cx="2677160" cy="3571875"/>
+                      <a:ext cx="4115700" cy="5486400"/>
                     </a:xfrm>
                     <a:prstGeom prst="rect">
                       <a:avLst/>
@@ -2064,13 +1852,7 @@
                 </pic:pic>
               </a:graphicData>
             </a:graphic>
-            <wp14:sizeRelH relativeFrom="margin">
-              <wp14:pctWidth>0</wp14:pctWidth>
-            </wp14:sizeRelH>
-            <wp14:sizeRelV relativeFrom="margin">
-              <wp14:pctHeight>0</wp14:pctHeight>
-            </wp14:sizeRelV>
-          </wp:anchor>
+          </wp:inline>
         </w:drawing>
       </w:r>
     </w:p>
@@ -2079,30 +1861,6 @@
         <w:pStyle w:val="BodyText"/>
         <w:ind w:left="720"/>
       </w:pPr>
-    </w:p>
-    <w:p>
-      <w:pPr>
-        <w:pStyle w:val="BodyText"/>
-        <w:ind w:left="720"/>
-      </w:pPr>
-    </w:p>
-    <w:p>
-      <w:pPr>
-        <w:pStyle w:val="BodyText"/>
-        <w:ind w:left="720"/>
-      </w:pPr>
-    </w:p>
-    <w:p>
-      <w:pPr>
-        <w:pStyle w:val="BodyText"/>
-        <w:ind w:left="720"/>
-      </w:pPr>
-    </w:p>
-    <w:p>
-      <w:pPr>
-        <w:pStyle w:val="BodyText"/>
-        <w:ind w:left="720"/>
-      </w:pPr>
       <w:r>
         <w:t>Intended Mother</w:t>
       </w:r>
@@ -2166,31 +1924,17 @@
     <w:p>
       <w:pPr>
         <w:pStyle w:val="BodyText"/>
+        <w:jc w:val="center"/>
+        <w:pageBreakBefore/>
       </w:pPr>
       <w:r>
         <w:rPr>
           <w:noProof/>
         </w:rPr>
         <w:drawing>
-          <wp:anchor distT="0" distB="0" distL="114300" distR="114300" simplePos="0" relativeHeight="251662344" behindDoc="0" locked="0" layoutInCell="1" allowOverlap="1" wp14:anchorId="0FADF521" wp14:editId="2C96340A">
-            <wp:simplePos x="0" y="0"/>
-            <wp:positionH relativeFrom="column">
-              <wp:posOffset>238125</wp:posOffset>
-            </wp:positionH>
-            <wp:positionV relativeFrom="paragraph">
-              <wp:posOffset>72390</wp:posOffset>
-            </wp:positionV>
-            <wp:extent cx="2686050" cy="3582035"/>
+          <wp:inline distT="0" distB="0" distL="0" distR="0">
+            <wp:extent cx="4115700" cy="5486400"/>
             <wp:effectExtent l="0" t="0" r="0" b="0"/>
-            <wp:wrapThrough wrapText="bothSides">
-              <wp:wrapPolygon edited="0">
-                <wp:start x="0" y="0"/>
-                <wp:lineTo x="0" y="21481"/>
-                <wp:lineTo x="21447" y="21481"/>
-                <wp:lineTo x="21447" y="0"/>
-                <wp:lineTo x="0" y="0"/>
-              </wp:wrapPolygon>
-            </wp:wrapThrough>
             <wp:docPr id="1812573267" name="Picture 10"/>
             <wp:cNvGraphicFramePr>
               <a:graphicFrameLocks xmlns:a="http://schemas.openxmlformats.org/drawingml/2006/main" noChangeAspect="1"/>
@@ -2207,7 +1951,7 @@
                   <pic:blipFill>
                     <a:blip r:embed="rId19" cstate="print">
                       <a:extLst>
-                        <a:ext uri="{28A0092B-C50C-407E-A947-70E740481C1C}">
+                        <a:ext uri="{28A0092B-C50C-407E-A947-70E740481C1C}" cx="4115700" cy="5486400">
                           <a14:useLocalDpi xmlns:a14="http://schemas.microsoft.com/office/drawing/2010/main" val="0"/>
                         </a:ext>
                       </a:extLst>
@@ -2220,7 +1964,7 @@
                   <pic:spPr bwMode="auto">
                     <a:xfrm>
                       <a:off x="0" y="0"/>
-                      <a:ext cx="2686050" cy="3582035"/>
+                      <a:ext cx="4115700" cy="5486400"/>
                     </a:xfrm>
                     <a:prstGeom prst="rect">
                       <a:avLst/>
@@ -2233,39 +1977,9 @@
                 </pic:pic>
               </a:graphicData>
             </a:graphic>
-            <wp14:sizeRelH relativeFrom="margin">
-              <wp14:pctWidth>0</wp14:pctWidth>
-            </wp14:sizeRelH>
-            <wp14:sizeRelV relativeFrom="margin">
-              <wp14:pctHeight>0</wp14:pctHeight>
-            </wp14:sizeRelV>
-          </wp:anchor>
+          </wp:inline>
         </w:drawing>
       </w:r>
-    </w:p>
-    <w:p>
-      <w:pPr>
-        <w:pStyle w:val="BodyText"/>
-      </w:pPr>
-    </w:p>
-    <w:p>
-      <w:pPr>
-        <w:pStyle w:val="BodyText"/>
-      </w:pPr>
-    </w:p>
-    <w:p>
-      <w:pPr>
-        <w:pStyle w:val="BodyText"/>
-        <w:ind w:left="720"/>
-        <w:rPr/>
-      </w:pPr>
-    </w:p>
-    <w:p>
-      <w:pPr>
-        <w:pStyle w:val="BodyText"/>
-        <w:ind w:left="720"/>
-        <w:rPr/>
-      </w:pPr>
     </w:p>
     <w:p>
       <w:pPr>
